--- a/05 Custom Arduino Code/student-challenge/Elegoo_V4_LineFollower/Student_Handout_Time_Based_Robot_Movement.docx
+++ b/05 Custom Arduino Code/student-challenge/Elegoo_V4_LineFollower/Student_Handout_Time_Based_Robot_Movement.docx
@@ -4,11 +4,297 @@
   <w:body>
     <w:p>
       <w:pPr>
+        <w:rPr>
+          <w:kern w:val="2"/>
+          <w:szCs w:val="20"/>
+          <w:lang w:val="en-GB" w:eastAsia="en-GB"/>
+          <w14:ligatures w14:val="standardContextual"/>
+        </w:rPr>
+      </w:pPr>
+      <w:r>
+        <w:rPr>
+          <w:noProof/>
+        </w:rPr>
+        <w:drawing>
+          <wp:anchor distT="0" distB="0" distL="114300" distR="114300" simplePos="0" relativeHeight="251658240" behindDoc="1" locked="0" layoutInCell="1" allowOverlap="1" wp14:anchorId="070914D5" wp14:editId="1D372653">
+            <wp:simplePos x="0" y="0"/>
+            <wp:positionH relativeFrom="column">
+              <wp:posOffset>0</wp:posOffset>
+            </wp:positionH>
+            <wp:positionV relativeFrom="paragraph">
+              <wp:posOffset>-2540</wp:posOffset>
+            </wp:positionV>
+            <wp:extent cx="655320" cy="655320"/>
+            <wp:effectExtent l="0" t="0" r="0" b="0"/>
+            <wp:wrapNone/>
+            <wp:docPr id="1" name="Picture 1"/>
+            <wp:cNvGraphicFramePr>
+              <a:graphicFrameLocks xmlns:a="http://schemas.openxmlformats.org/drawingml/2006/main" noChangeAspect="1"/>
+            </wp:cNvGraphicFramePr>
+            <a:graphic xmlns:a="http://schemas.openxmlformats.org/drawingml/2006/main">
+              <a:graphicData uri="http://schemas.openxmlformats.org/drawingml/2006/picture">
+                <pic:pic xmlns:pic="http://schemas.openxmlformats.org/drawingml/2006/picture">
+                  <pic:nvPicPr>
+                    <pic:cNvPr id="0" name="Picture 1"/>
+                    <pic:cNvPicPr>
+                      <a:picLocks noChangeAspect="1" noChangeArrowheads="1"/>
+                    </pic:cNvPicPr>
+                  </pic:nvPicPr>
+                  <pic:blipFill>
+                    <a:blip r:embed="rId8">
+                      <a:extLst>
+                        <a:ext uri="{28A0092B-C50C-407E-A947-70E740481C1C}">
+                          <a14:useLocalDpi xmlns:a14="http://schemas.microsoft.com/office/drawing/2010/main" val="0"/>
+                        </a:ext>
+                      </a:extLst>
+                    </a:blip>
+                    <a:srcRect/>
+                    <a:stretch>
+                      <a:fillRect/>
+                    </a:stretch>
+                  </pic:blipFill>
+                  <pic:spPr bwMode="auto">
+                    <a:xfrm>
+                      <a:off x="0" y="0"/>
+                      <a:ext cx="655320" cy="655320"/>
+                    </a:xfrm>
+                    <a:prstGeom prst="rect">
+                      <a:avLst/>
+                    </a:prstGeom>
+                    <a:noFill/>
+                    <a:ln>
+                      <a:noFill/>
+                    </a:ln>
+                  </pic:spPr>
+                </pic:pic>
+              </a:graphicData>
+            </a:graphic>
+          </wp:anchor>
+        </w:drawing>
+      </w:r>
+    </w:p>
+    <w:p>
+      <w:pPr>
+        <w:jc w:val="center"/>
+        <w:rPr>
+          <w:kern w:val="2"/>
+          <w:szCs w:val="20"/>
+          <w:lang w:val="en-GB" w:eastAsia="en-GB"/>
+          <w14:ligatures w14:val="standardContextual"/>
+        </w:rPr>
+      </w:pPr>
+      <w:r>
+        <w:rPr>
+          <w:b/>
+          <w:bCs/>
+        </w:rPr>
+        <w:t>CSS45102</w:t>
+      </w:r>
+      <w:r>
+        <w:br/>
+        <w:t>Introduction to Computers and Operating Systems</w:t>
+      </w:r>
+    </w:p>
+    <w:p>
+      <w:pPr>
         <w:pStyle w:val="Title"/>
+        <w:spacing w:after="300"/>
         <w:jc w:val="center"/>
       </w:pPr>
       <w:r>
         <w:t>How the Robot Car Moves</w:t>
+      </w:r>
+    </w:p>
+    <w:p>
+      <w:pPr>
+        <w:pStyle w:val="Heading1"/>
+        <w:rPr>
+          <w:rFonts w:cstheme="minorBidi"/>
+          <w:kern w:val="36"/>
+          <w:szCs w:val="30"/>
+          <w:lang w:val="en-GB" w:eastAsia="en-GB"/>
+          <w14:ligatures w14:val="standardContextual"/>
+        </w:rPr>
+      </w:pPr>
+      <w:r>
+        <w:rPr>
+          <w:rFonts w:cstheme="minorBidi"/>
+        </w:rPr>
+        <w:t>Download the project files from GitHub</w:t>
+      </w:r>
+    </w:p>
+    <w:p>
+      <w:pPr>
+        <w:pStyle w:val="ListParagraph"/>
+        <w:numPr>
+          <w:ilvl w:val="0"/>
+          <w:numId w:val="10"/>
+        </w:numPr>
+        <w:spacing w:line="276" w:lineRule="auto"/>
+        <w:rPr>
+          <w:kern w:val="2"/>
+          <w:sz w:val="24"/>
+          <w:szCs w:val="24"/>
+          <w:lang w:val="en-GB" w:eastAsia="en-GB"/>
+          <w14:ligatures w14:val="standardContextual"/>
+        </w:rPr>
+      </w:pPr>
+      <w:r>
+        <w:t xml:space="preserve">Open the </w:t>
+      </w:r>
+      <w:hyperlink r:id="rId9" w:history="1">
+        <w:r>
+          <w:rPr>
+            <w:rStyle w:val="Hyperlink"/>
+          </w:rPr>
+          <w:t>ELEGOO Smart Robot Car Kit V4.0 GitHub repository</w:t>
+        </w:r>
+      </w:hyperlink>
+      <w:r>
+        <w:t>.</w:t>
+      </w:r>
+    </w:p>
+    <w:p>
+      <w:pPr>
+        <w:pStyle w:val="ListParagraph"/>
+        <w:numPr>
+          <w:ilvl w:val="0"/>
+          <w:numId w:val="10"/>
+        </w:numPr>
+        <w:spacing w:line="276" w:lineRule="auto"/>
+        <w:rPr>
+          <w:sz w:val="24"/>
+          <w:szCs w:val="24"/>
+        </w:rPr>
+      </w:pPr>
+      <w:r>
+        <w:t xml:space="preserve">Select the green </w:t>
+      </w:r>
+      <w:r>
+        <w:rPr>
+          <w:b/>
+          <w:bCs/>
+        </w:rPr>
+        <w:t>Code</w:t>
+      </w:r>
+      <w:r>
+        <w:t xml:space="preserve"> button near the top of the page.</w:t>
+      </w:r>
+    </w:p>
+    <w:p>
+      <w:pPr>
+        <w:pStyle w:val="ListParagraph"/>
+        <w:numPr>
+          <w:ilvl w:val="0"/>
+          <w:numId w:val="10"/>
+        </w:numPr>
+        <w:spacing w:line="276" w:lineRule="auto"/>
+        <w:rPr>
+          <w:sz w:val="24"/>
+          <w:szCs w:val="24"/>
+        </w:rPr>
+      </w:pPr>
+      <w:r>
+        <w:t xml:space="preserve">Select </w:t>
+      </w:r>
+      <w:r>
+        <w:rPr>
+          <w:b/>
+          <w:bCs/>
+        </w:rPr>
+        <w:t>Download ZIP</w:t>
+      </w:r>
+      <w:r>
+        <w:t xml:space="preserve"> and save the file to your computer.</w:t>
+      </w:r>
+    </w:p>
+    <w:p>
+      <w:pPr>
+        <w:pStyle w:val="ListParagraph"/>
+        <w:numPr>
+          <w:ilvl w:val="0"/>
+          <w:numId w:val="10"/>
+        </w:numPr>
+        <w:spacing w:line="276" w:lineRule="auto"/>
+        <w:rPr>
+          <w:sz w:val="24"/>
+          <w:szCs w:val="24"/>
+        </w:rPr>
+      </w:pPr>
+      <w:r>
+        <w:t>When the download finishes, open your Downloads folder.</w:t>
+      </w:r>
+    </w:p>
+    <w:p>
+      <w:pPr>
+        <w:pStyle w:val="ListParagraph"/>
+        <w:numPr>
+          <w:ilvl w:val="0"/>
+          <w:numId w:val="10"/>
+        </w:numPr>
+        <w:spacing w:line="276" w:lineRule="auto"/>
+        <w:rPr>
+          <w:sz w:val="24"/>
+          <w:szCs w:val="24"/>
+        </w:rPr>
+      </w:pPr>
+      <w:r>
+        <w:t xml:space="preserve">Right-click the ZIP file and select </w:t>
+      </w:r>
+      <w:r>
+        <w:rPr>
+          <w:b/>
+          <w:bCs/>
+        </w:rPr>
+        <w:t>Extract All</w:t>
+      </w:r>
+      <w:r>
+        <w:t>, then choose a location for the extracted folder.</w:t>
+      </w:r>
+    </w:p>
+    <w:p>
+      <w:pPr>
+        <w:pStyle w:val="ListParagraph"/>
+        <w:numPr>
+          <w:ilvl w:val="0"/>
+          <w:numId w:val="10"/>
+        </w:numPr>
+        <w:spacing w:line="276" w:lineRule="auto"/>
+        <w:rPr>
+          <w:sz w:val="24"/>
+          <w:szCs w:val="24"/>
+        </w:rPr>
+      </w:pPr>
+      <w:r>
+        <w:t xml:space="preserve">Open the extracted folder to access the code and </w:t>
+      </w:r>
+      <w:proofErr w:type="gramStart"/>
+      <w:r>
+        <w:t>supporting</w:t>
+      </w:r>
+      <w:proofErr w:type="gramEnd"/>
+      <w:r>
+        <w:t xml:space="preserve"> files.</w:t>
+      </w:r>
+    </w:p>
+    <w:p>
+      <w:pPr>
+        <w:rPr>
+          <w:kern w:val="2"/>
+          <w:szCs w:val="20"/>
+          <w:lang w:val="en-GB" w:eastAsia="en-GB"/>
+          <w14:ligatures w14:val="standardContextual"/>
+        </w:rPr>
+      </w:pPr>
+      <w:r>
+        <w:rPr>
+          <w:b/>
+          <w:bCs/>
+        </w:rPr>
+        <w:t>Important:</w:t>
+      </w:r>
+      <w:r>
+        <w:t xml:space="preserve"> Work from the extracted folder. Do not try to open or edit the files while they are still inside the ZIP file.</w:t>
       </w:r>
     </w:p>
     <w:p>
@@ -20,49 +306,103 @@
       </w:r>
     </w:p>
     <w:p>
-      <w:pPr>
-        <w:rPr>
-          <w:rFonts w:hint="eastAsia"/>
-        </w:rPr>
-      </w:pPr>
       <w:r>
-        <w:t>The car is controlled by two motors: one on the left and one on the right. The program sets each motor?s direction and power, waits for a chosen amount of time, and then gives the motors a new command or stops them.</w:t>
+        <w:t xml:space="preserve">The car is controlled by two motors: one on the left and one on the right. The program sets each </w:t>
+      </w:r>
+      <w:r>
+        <w:t>motor’s</w:t>
+      </w:r>
+      <w:r>
+        <w:t xml:space="preserve"> direction and power, waits for a chosen amount of time, and then gives the motors a new command or stops them.</w:t>
       </w:r>
     </w:p>
     <w:p>
       <w:pPr>
-        <w:spacing w:before="60" w:after="120"/>
+        <w:spacing w:before="60"/>
         <w:ind w:left="432"/>
-        <w:rPr>
-          <w:rFonts w:hint="eastAsia"/>
-        </w:rPr>
       </w:pPr>
       <w:r>
         <w:rPr>
           <w:b/>
           <w:color w:val="2F5597"/>
         </w:rPr>
-        <w:t>Set motor directions and speeds  ?  wait (delay) for a measured time  ?  set a new movement or stop</w:t>
+        <w:t xml:space="preserve">Set motor directions and speeds </w:t>
+      </w:r>
+      <w:r>
+        <w:t>→</w:t>
+      </w:r>
+      <w:r>
+        <w:rPr>
+          <w:b/>
+          <w:color w:val="2F5597"/>
+        </w:rPr>
+        <w:t xml:space="preserve"> wait (delay) for a measured time </w:t>
+      </w:r>
+      <w:r>
+        <w:rPr>
+          <w:b/>
+          <w:bCs/>
+          <w:color w:val="2F5597"/>
+        </w:rPr>
+        <w:t>→</w:t>
+      </w:r>
+      <w:r>
+        <w:rPr>
+          <w:b/>
+          <w:color w:val="2F5597"/>
+        </w:rPr>
+        <w:t xml:space="preserve"> set a new movement or stop</w:t>
       </w:r>
     </w:p>
     <w:p>
-      <w:pPr>
-        <w:rPr>
-          <w:rFonts w:hint="eastAsia"/>
-        </w:rPr>
-      </w:pPr>
       <w:r>
-        <w:t>For example, moveForward(100); delay(1000); tells both wheels to move forward at power 100, then keeps that command for 1,000 milliseconds (1 second). The next instruction can change the movement. A delay() does not steer or stop the car by itself; the motor command remains in effect while the program waits.</w:t>
+        <w:t xml:space="preserve">For example, </w:t>
+      </w:r>
+      <w:proofErr w:type="spellStart"/>
+      <w:proofErr w:type="gramStart"/>
+      <w:r>
+        <w:t>moveForward</w:t>
+      </w:r>
+      <w:proofErr w:type="spellEnd"/>
+      <w:r>
+        <w:t>(</w:t>
+      </w:r>
+      <w:proofErr w:type="gramEnd"/>
+      <w:r>
+        <w:t xml:space="preserve">100); </w:t>
+      </w:r>
+      <w:proofErr w:type="gramStart"/>
+      <w:r>
+        <w:t>delay(</w:t>
+      </w:r>
+      <w:proofErr w:type="gramEnd"/>
+      <w:r>
+        <w:t xml:space="preserve">1000); tells both wheels to move forward at power 100, then keeps that command for 1,000 milliseconds (1 second). The next instruction can change the movement. A </w:t>
+      </w:r>
+      <w:proofErr w:type="gramStart"/>
+      <w:r>
+        <w:t>delay(</w:t>
+      </w:r>
+      <w:proofErr w:type="gramEnd"/>
+      <w:r>
+        <w:t>) does not steer or stop the car by itself; the motor command remains in effect while the program waits.</w:t>
       </w:r>
     </w:p>
     <w:p>
-      <w:pPr>
-        <w:rPr>
-          <w:rFonts w:hint="eastAsia"/>
-        </w:rPr>
-      </w:pPr>
       <w:r>
-        <w:t>In the motor test, the program uses this time-based approach. In the line follower, the program also reads sensors and chooses a motor command repeatedly. The car?s actual distance and turning angle can vary with battery level, floor surface, wheel grip, and the car?s starting position.</w:t>
+        <w:t xml:space="preserve">In the motor test, the program uses this time-based approach. In the line follower, the program also reads sensors and chooses a motor command repeatedly. The </w:t>
+      </w:r>
+      <w:r>
+        <w:t>car’s</w:t>
+      </w:r>
+      <w:r>
+        <w:t xml:space="preserve"> actual distance and turning angle can vary with battery level, floor surface, wheel grip, and the car</w:t>
+      </w:r>
+      <w:r>
+        <w:t>’s</w:t>
+      </w:r>
+      <w:r>
+        <w:t xml:space="preserve"> starting position.</w:t>
       </w:r>
     </w:p>
     <w:p>
@@ -77,9 +417,6 @@
       <w:pPr>
         <w:pStyle w:val="ListBullet"/>
         <w:spacing w:after="20"/>
-        <w:rPr>
-          <w:rFonts w:hint="eastAsia"/>
-        </w:rPr>
       </w:pPr>
       <w:r>
         <w:t>Motor power is set with a number from 0 to 255. A larger number requests more motor power; 0 turns that motor off.</w:t>
@@ -89,9 +426,6 @@
       <w:pPr>
         <w:pStyle w:val="ListBullet"/>
         <w:spacing w:after="20"/>
-        <w:rPr>
-          <w:rFonts w:hint="eastAsia"/>
-        </w:rPr>
       </w:pPr>
       <w:r>
         <w:t>Each wheel also has a direction: forward or reverse.</w:t>
@@ -101,24 +435,58 @@
       <w:pPr>
         <w:pStyle w:val="ListBullet"/>
         <w:spacing w:after="20"/>
-        <w:rPr>
-          <w:rFonts w:hint="eastAsia"/>
-        </w:rPr>
       </w:pPr>
       <w:r>
-        <w:t>Different speeds on the two wheels make the car curve. Opposite directions make it pivot or spin.</w:t>
+        <w:t xml:space="preserve">Different speeds on the two wheels make the car curve. Opposite directions make it </w:t>
+      </w:r>
+      <w:proofErr w:type="gramStart"/>
+      <w:r>
+        <w:t>pivot</w:t>
+      </w:r>
+      <w:proofErr w:type="gramEnd"/>
+      <w:r>
+        <w:t xml:space="preserve"> or spin.</w:t>
       </w:r>
     </w:p>
     <w:p>
       <w:pPr>
         <w:pStyle w:val="ListBullet"/>
         <w:spacing w:after="20"/>
+      </w:pPr>
+      <w:r>
+        <w:t xml:space="preserve">These power values are not </w:t>
+      </w:r>
+      <w:proofErr w:type="gramStart"/>
+      <w:r>
+        <w:t>a guaranteed</w:t>
+      </w:r>
+      <w:proofErr w:type="gramEnd"/>
+      <w:r>
+        <w:t xml:space="preserve"> speed </w:t>
+      </w:r>
+      <w:proofErr w:type="gramStart"/>
+      <w:r>
+        <w:t>in</w:t>
+      </w:r>
+      <w:proofErr w:type="gramEnd"/>
+      <w:r>
+        <w:t xml:space="preserve"> centimeters per second.</w:t>
+      </w:r>
+    </w:p>
+    <w:p>
+      <w:pPr>
+        <w:spacing w:after="200" w:line="276" w:lineRule="auto"/>
         <w:rPr>
-          <w:rFonts w:hint="eastAsia"/>
+          <w:rFonts w:eastAsiaTheme="majorEastAsia" w:cs="Calibri"/>
+          <w:b/>
+          <w:bCs/>
+          <w:color w:val="7A1F3D"/>
+          <w:sz w:val="32"/>
+          <w:szCs w:val="28"/>
         </w:rPr>
       </w:pPr>
       <w:r>
-        <w:t>These power values are not a guaranteed speed in centimeters per second.</w:t>
+        <w:br w:type="page"/>
       </w:r>
     </w:p>
     <w:p>
@@ -126,6 +494,7 @@
         <w:pStyle w:val="Heading1"/>
       </w:pPr>
       <w:r>
+        <w:lastRenderedPageBreak/>
         <w:t>Movement functions in this sketch</w:t>
       </w:r>
     </w:p>
@@ -153,16 +522,22 @@
           </w:tcPr>
           <w:p>
             <w:pPr>
-              <w:spacing w:after="20"/>
+              <w:spacing w:after="20" w:line="260" w:lineRule="atLeast"/>
               <w:rPr>
-                <w:rFonts w:hint="eastAsia"/>
+                <w:kern w:val="2"/>
+                <w:sz w:val="21"/>
+                <w:szCs w:val="21"/>
+                <w:lang w:val="en-GB" w:eastAsia="en-GB"/>
+                <w14:ligatures w14:val="standardContextual"/>
               </w:rPr>
             </w:pPr>
             <w:r>
               <w:rPr>
                 <w:b/>
+                <w:bCs/>
                 <w:color w:val="FFFFFF"/>
-                <w:sz w:val="18"/>
+                <w:sz w:val="21"/>
+                <w:szCs w:val="21"/>
               </w:rPr>
               <w:t>Function</w:t>
             </w:r>
@@ -176,16 +551,22 @@
           </w:tcPr>
           <w:p>
             <w:pPr>
-              <w:spacing w:after="20"/>
+              <w:spacing w:after="20" w:line="260" w:lineRule="atLeast"/>
               <w:rPr>
-                <w:rFonts w:hint="eastAsia"/>
+                <w:kern w:val="2"/>
+                <w:sz w:val="21"/>
+                <w:szCs w:val="21"/>
+                <w:lang w:val="en-GB" w:eastAsia="en-GB"/>
+                <w14:ligatures w14:val="standardContextual"/>
               </w:rPr>
             </w:pPr>
             <w:r>
               <w:rPr>
                 <w:b/>
+                <w:bCs/>
                 <w:color w:val="FFFFFF"/>
-                <w:sz w:val="18"/>
+                <w:sz w:val="21"/>
+                <w:szCs w:val="21"/>
               </w:rPr>
               <w:t>What it commands</w:t>
             </w:r>
@@ -203,16 +584,22 @@
           </w:tcPr>
           <w:p>
             <w:pPr>
-              <w:spacing w:after="20"/>
+              <w:spacing w:after="20" w:line="260" w:lineRule="atLeast"/>
               <w:rPr>
-                <w:rFonts w:hint="eastAsia"/>
+                <w:kern w:val="2"/>
+                <w:sz w:val="20"/>
+                <w:szCs w:val="20"/>
+                <w:lang w:val="en-GB" w:eastAsia="en-GB"/>
+                <w14:ligatures w14:val="standardContextual"/>
               </w:rPr>
             </w:pPr>
+            <w:proofErr w:type="spellStart"/>
             <w:r>
-              <w:rPr>
-                <w:sz w:val="17"/>
-              </w:rPr>
-              <w:t>moveForward(speed)</w:t>
+              <w:t>moveForward</w:t>
+            </w:r>
+            <w:proofErr w:type="spellEnd"/>
+            <w:r>
+              <w:t>(speed)</w:t>
             </w:r>
           </w:p>
         </w:tc>
@@ -223,15 +610,16 @@
           </w:tcPr>
           <w:p>
             <w:pPr>
-              <w:spacing w:after="20"/>
+              <w:spacing w:after="20" w:line="260" w:lineRule="atLeast"/>
               <w:rPr>
-                <w:rFonts w:hint="eastAsia"/>
+                <w:kern w:val="2"/>
+                <w:sz w:val="20"/>
+                <w:szCs w:val="20"/>
+                <w:lang w:val="en-GB" w:eastAsia="en-GB"/>
+                <w14:ligatures w14:val="standardContextual"/>
               </w:rPr>
             </w:pPr>
             <w:r>
-              <w:rPr>
-                <w:sz w:val="17"/>
-              </w:rPr>
               <w:t>Both wheels forward at the same power.</w:t>
             </w:r>
           </w:p>
@@ -249,16 +637,28 @@
           </w:tcPr>
           <w:p>
             <w:pPr>
-              <w:spacing w:after="20"/>
+              <w:spacing w:after="20" w:line="260" w:lineRule="atLeast"/>
               <w:rPr>
-                <w:rFonts w:hint="eastAsia"/>
+                <w:kern w:val="2"/>
+                <w:sz w:val="20"/>
+                <w:szCs w:val="20"/>
+                <w:lang w:val="en-GB" w:eastAsia="en-GB"/>
+                <w14:ligatures w14:val="standardContextual"/>
               </w:rPr>
             </w:pPr>
+            <w:proofErr w:type="spellStart"/>
             <w:r>
               <w:rPr>
-                <w:sz w:val="17"/>
+                <w:color w:val="000000"/>
               </w:rPr>
-              <w:t>moveReverse(speed)</w:t>
+              <w:t>moveReverse</w:t>
+            </w:r>
+            <w:proofErr w:type="spellEnd"/>
+            <w:r>
+              <w:rPr>
+                <w:color w:val="000000"/>
+              </w:rPr>
+              <w:t>(speed)</w:t>
             </w:r>
           </w:p>
         </w:tc>
@@ -270,14 +670,18 @@
           </w:tcPr>
           <w:p>
             <w:pPr>
-              <w:spacing w:after="20"/>
+              <w:spacing w:after="20" w:line="260" w:lineRule="atLeast"/>
               <w:rPr>
-                <w:rFonts w:hint="eastAsia"/>
+                <w:kern w:val="2"/>
+                <w:sz w:val="20"/>
+                <w:szCs w:val="20"/>
+                <w:lang w:val="en-GB" w:eastAsia="en-GB"/>
+                <w14:ligatures w14:val="standardContextual"/>
               </w:rPr>
             </w:pPr>
             <w:r>
               <w:rPr>
-                <w:sz w:val="17"/>
+                <w:color w:val="000000"/>
               </w:rPr>
               <w:t>Both wheels backward at the same power.</w:t>
             </w:r>
@@ -295,16 +699,40 @@
           </w:tcPr>
           <w:p>
             <w:pPr>
-              <w:spacing w:after="20"/>
+              <w:spacing w:after="20" w:line="260" w:lineRule="atLeast"/>
               <w:rPr>
-                <w:rFonts w:hint="eastAsia"/>
+                <w:kern w:val="2"/>
+                <w:sz w:val="20"/>
+                <w:szCs w:val="20"/>
+                <w:lang w:val="en-GB" w:eastAsia="en-GB"/>
+                <w14:ligatures w14:val="standardContextual"/>
               </w:rPr>
             </w:pPr>
+            <w:proofErr w:type="spellStart"/>
+            <w:proofErr w:type="gramStart"/>
             <w:r>
-              <w:rPr>
-                <w:sz w:val="17"/>
-              </w:rPr>
-              <w:t>turnLeft(outerSpeed, innerSpeed)</w:t>
+              <w:t>turnLeft</w:t>
+            </w:r>
+            <w:proofErr w:type="spellEnd"/>
+            <w:r>
+              <w:t>(</w:t>
+            </w:r>
+            <w:proofErr w:type="spellStart"/>
+            <w:proofErr w:type="gramEnd"/>
+            <w:r>
+              <w:t>outerSpeed</w:t>
+            </w:r>
+            <w:proofErr w:type="spellEnd"/>
+            <w:r>
+              <w:t xml:space="preserve">, </w:t>
+            </w:r>
+            <w:proofErr w:type="spellStart"/>
+            <w:r>
+              <w:t>innerSpeed</w:t>
+            </w:r>
+            <w:proofErr w:type="spellEnd"/>
+            <w:r>
+              <w:t>)</w:t>
             </w:r>
           </w:p>
         </w:tc>
@@ -315,16 +743,37 @@
           </w:tcPr>
           <w:p>
             <w:pPr>
-              <w:spacing w:after="20"/>
+              <w:spacing w:after="20" w:line="260" w:lineRule="atLeast"/>
               <w:rPr>
-                <w:rFonts w:hint="eastAsia"/>
+                <w:kern w:val="2"/>
+                <w:sz w:val="20"/>
+                <w:szCs w:val="20"/>
+                <w:lang w:val="en-GB" w:eastAsia="en-GB"/>
+                <w14:ligatures w14:val="standardContextual"/>
               </w:rPr>
             </w:pPr>
             <w:r>
-              <w:rPr>
-                <w:sz w:val="17"/>
-              </w:rPr>
-              <w:t>Both wheels forward. The right wheel (outside wheel) uses outerSpeed; the left wheel (inside wheel) uses innerSpeed. A slower inside wheel curves the car left. Equal speeds make it go straight.</w:t>
+              <w:t xml:space="preserve">Both wheels forward. The right wheel (outside wheel) uses </w:t>
+            </w:r>
+            <w:proofErr w:type="spellStart"/>
+            <w:proofErr w:type="gramStart"/>
+            <w:r>
+              <w:t>outerSpeed</w:t>
+            </w:r>
+            <w:proofErr w:type="spellEnd"/>
+            <w:proofErr w:type="gramEnd"/>
+            <w:r>
+              <w:t xml:space="preserve">; the left wheel (inside wheel) uses </w:t>
+            </w:r>
+            <w:proofErr w:type="spellStart"/>
+            <w:proofErr w:type="gramStart"/>
+            <w:r>
+              <w:t>innerSpeed</w:t>
+            </w:r>
+            <w:proofErr w:type="spellEnd"/>
+            <w:proofErr w:type="gramEnd"/>
+            <w:r>
+              <w:t>. A slower inside wheel curves the car left. Equal speeds make it go straight.</w:t>
             </w:r>
           </w:p>
         </w:tc>
@@ -341,16 +790,58 @@
           </w:tcPr>
           <w:p>
             <w:pPr>
-              <w:spacing w:after="20"/>
+              <w:spacing w:after="20" w:line="260" w:lineRule="atLeast"/>
               <w:rPr>
-                <w:rFonts w:hint="eastAsia"/>
+                <w:kern w:val="2"/>
+                <w:sz w:val="20"/>
+                <w:szCs w:val="20"/>
+                <w:lang w:val="en-GB" w:eastAsia="en-GB"/>
+                <w14:ligatures w14:val="standardContextual"/>
               </w:rPr>
             </w:pPr>
+            <w:proofErr w:type="spellStart"/>
+            <w:proofErr w:type="gramStart"/>
             <w:r>
               <w:rPr>
-                <w:sz w:val="17"/>
+                <w:color w:val="000000"/>
               </w:rPr>
-              <w:t>turnRight(outerSpeed, innerSpeed)</w:t>
+              <w:t>turnRight</w:t>
+            </w:r>
+            <w:proofErr w:type="spellEnd"/>
+            <w:r>
+              <w:rPr>
+                <w:color w:val="000000"/>
+              </w:rPr>
+              <w:t>(</w:t>
+            </w:r>
+            <w:proofErr w:type="spellStart"/>
+            <w:proofErr w:type="gramEnd"/>
+            <w:r>
+              <w:rPr>
+                <w:color w:val="000000"/>
+              </w:rPr>
+              <w:t>outerSpeed</w:t>
+            </w:r>
+            <w:proofErr w:type="spellEnd"/>
+            <w:r>
+              <w:rPr>
+                <w:color w:val="000000"/>
+              </w:rPr>
+              <w:t xml:space="preserve">, </w:t>
+            </w:r>
+            <w:proofErr w:type="spellStart"/>
+            <w:r>
+              <w:rPr>
+                <w:color w:val="000000"/>
+              </w:rPr>
+              <w:t>innerSpeed</w:t>
+            </w:r>
+            <w:proofErr w:type="spellEnd"/>
+            <w:r>
+              <w:rPr>
+                <w:color w:val="000000"/>
+              </w:rPr>
+              <w:t>)</w:t>
             </w:r>
           </w:p>
         </w:tc>
@@ -362,16 +853,52 @@
           </w:tcPr>
           <w:p>
             <w:pPr>
-              <w:spacing w:after="20"/>
+              <w:spacing w:after="20" w:line="260" w:lineRule="atLeast"/>
               <w:rPr>
-                <w:rFonts w:hint="eastAsia"/>
+                <w:kern w:val="2"/>
+                <w:sz w:val="20"/>
+                <w:szCs w:val="20"/>
+                <w:lang w:val="en-GB" w:eastAsia="en-GB"/>
+                <w14:ligatures w14:val="standardContextual"/>
               </w:rPr>
             </w:pPr>
             <w:r>
               <w:rPr>
-                <w:sz w:val="17"/>
+                <w:color w:val="000000"/>
               </w:rPr>
-              <w:t>Both wheels forward. The left wheel (outside wheel) uses outerSpeed; the right wheel (inside wheel) uses innerSpeed. A slower inside wheel curves the car right. Equal speeds make it go straight.</w:t>
+              <w:t xml:space="preserve">Both wheels forward. The left wheel (outside wheel) uses </w:t>
+            </w:r>
+            <w:proofErr w:type="spellStart"/>
+            <w:proofErr w:type="gramStart"/>
+            <w:r>
+              <w:rPr>
+                <w:color w:val="000000"/>
+              </w:rPr>
+              <w:t>outerSpeed</w:t>
+            </w:r>
+            <w:proofErr w:type="spellEnd"/>
+            <w:proofErr w:type="gramEnd"/>
+            <w:r>
+              <w:rPr>
+                <w:color w:val="000000"/>
+              </w:rPr>
+              <w:t xml:space="preserve">; the right wheel (inside wheel) uses </w:t>
+            </w:r>
+            <w:proofErr w:type="spellStart"/>
+            <w:proofErr w:type="gramStart"/>
+            <w:r>
+              <w:rPr>
+                <w:color w:val="000000"/>
+              </w:rPr>
+              <w:t>innerSpeed</w:t>
+            </w:r>
+            <w:proofErr w:type="spellEnd"/>
+            <w:proofErr w:type="gramEnd"/>
+            <w:r>
+              <w:rPr>
+                <w:color w:val="000000"/>
+              </w:rPr>
+              <w:t>. A slower inside wheel curves the car right. Equal speeds make it go straight.</w:t>
             </w:r>
           </w:p>
         </w:tc>
@@ -387,16 +914,22 @@
           </w:tcPr>
           <w:p>
             <w:pPr>
-              <w:spacing w:after="20"/>
+              <w:spacing w:after="20" w:line="260" w:lineRule="atLeast"/>
               <w:rPr>
-                <w:rFonts w:hint="eastAsia"/>
+                <w:kern w:val="2"/>
+                <w:sz w:val="20"/>
+                <w:szCs w:val="20"/>
+                <w:lang w:val="en-GB" w:eastAsia="en-GB"/>
+                <w14:ligatures w14:val="standardContextual"/>
               </w:rPr>
             </w:pPr>
+            <w:proofErr w:type="spellStart"/>
             <w:r>
-              <w:rPr>
-                <w:sz w:val="17"/>
-              </w:rPr>
-              <w:t>turnLeft(speed)</w:t>
+              <w:t>turnLeft</w:t>
+            </w:r>
+            <w:proofErr w:type="spellEnd"/>
+            <w:r>
+              <w:t>(speed)</w:t>
             </w:r>
           </w:p>
         </w:tc>
@@ -407,15 +940,16 @@
           </w:tcPr>
           <w:p>
             <w:pPr>
-              <w:spacing w:after="20"/>
+              <w:spacing w:after="20" w:line="260" w:lineRule="atLeast"/>
               <w:rPr>
-                <w:rFonts w:hint="eastAsia"/>
+                <w:kern w:val="2"/>
+                <w:sz w:val="20"/>
+                <w:szCs w:val="20"/>
+                <w:lang w:val="en-GB" w:eastAsia="en-GB"/>
+                <w14:ligatures w14:val="standardContextual"/>
               </w:rPr>
             </w:pPr>
             <w:r>
-              <w:rPr>
-                <w:sz w:val="17"/>
-              </w:rPr>
               <w:t>Left wheel backward and right wheel forward at the same power: pivot left.</w:t>
             </w:r>
           </w:p>
@@ -433,16 +967,28 @@
           </w:tcPr>
           <w:p>
             <w:pPr>
-              <w:spacing w:after="20"/>
+              <w:spacing w:after="20" w:line="260" w:lineRule="atLeast"/>
               <w:rPr>
-                <w:rFonts w:hint="eastAsia"/>
+                <w:kern w:val="2"/>
+                <w:sz w:val="20"/>
+                <w:szCs w:val="20"/>
+                <w:lang w:val="en-GB" w:eastAsia="en-GB"/>
+                <w14:ligatures w14:val="standardContextual"/>
               </w:rPr>
             </w:pPr>
+            <w:proofErr w:type="spellStart"/>
             <w:r>
               <w:rPr>
-                <w:sz w:val="17"/>
+                <w:color w:val="000000"/>
               </w:rPr>
-              <w:t>turnRight(speed)</w:t>
+              <w:t>turnRight</w:t>
+            </w:r>
+            <w:proofErr w:type="spellEnd"/>
+            <w:r>
+              <w:rPr>
+                <w:color w:val="000000"/>
+              </w:rPr>
+              <w:t>(speed)</w:t>
             </w:r>
           </w:p>
         </w:tc>
@@ -454,14 +1000,18 @@
           </w:tcPr>
           <w:p>
             <w:pPr>
-              <w:spacing w:after="20"/>
+              <w:spacing w:after="20" w:line="260" w:lineRule="atLeast"/>
               <w:rPr>
-                <w:rFonts w:hint="eastAsia"/>
+                <w:kern w:val="2"/>
+                <w:sz w:val="20"/>
+                <w:szCs w:val="20"/>
+                <w:lang w:val="en-GB" w:eastAsia="en-GB"/>
+                <w14:ligatures w14:val="standardContextual"/>
               </w:rPr>
             </w:pPr>
             <w:r>
               <w:rPr>
-                <w:sz w:val="17"/>
+                <w:color w:val="000000"/>
               </w:rPr>
               <w:t>Left wheel forward and right wheel backward at the same power: pivot right.</w:t>
             </w:r>
@@ -479,16 +1029,22 @@
           </w:tcPr>
           <w:p>
             <w:pPr>
-              <w:spacing w:after="20"/>
+              <w:spacing w:after="20" w:line="260" w:lineRule="atLeast"/>
               <w:rPr>
-                <w:rFonts w:hint="eastAsia"/>
+                <w:kern w:val="2"/>
+                <w:sz w:val="20"/>
+                <w:szCs w:val="20"/>
+                <w:lang w:val="en-GB" w:eastAsia="en-GB"/>
+                <w14:ligatures w14:val="standardContextual"/>
               </w:rPr>
             </w:pPr>
+            <w:proofErr w:type="spellStart"/>
             <w:r>
-              <w:rPr>
-                <w:sz w:val="17"/>
-              </w:rPr>
-              <w:t>spinLeft(speed)</w:t>
+              <w:t>spinLeft</w:t>
+            </w:r>
+            <w:proofErr w:type="spellEnd"/>
+            <w:r>
+              <w:t>(speed)</w:t>
             </w:r>
           </w:p>
         </w:tc>
@@ -499,15 +1055,16 @@
           </w:tcPr>
           <w:p>
             <w:pPr>
-              <w:spacing w:after="20"/>
+              <w:spacing w:after="20" w:line="260" w:lineRule="atLeast"/>
               <w:rPr>
-                <w:rFonts w:hint="eastAsia"/>
+                <w:kern w:val="2"/>
+                <w:sz w:val="20"/>
+                <w:szCs w:val="20"/>
+                <w:lang w:val="en-GB" w:eastAsia="en-GB"/>
+                <w14:ligatures w14:val="standardContextual"/>
               </w:rPr>
             </w:pPr>
             <w:r>
-              <w:rPr>
-                <w:sz w:val="17"/>
-              </w:rPr>
               <w:t>Left wheel backward and right wheel forward: spin left.</w:t>
             </w:r>
           </w:p>
@@ -525,16 +1082,28 @@
           </w:tcPr>
           <w:p>
             <w:pPr>
-              <w:spacing w:after="20"/>
+              <w:spacing w:after="20" w:line="260" w:lineRule="atLeast"/>
               <w:rPr>
-                <w:rFonts w:hint="eastAsia"/>
+                <w:kern w:val="2"/>
+                <w:sz w:val="20"/>
+                <w:szCs w:val="20"/>
+                <w:lang w:val="en-GB" w:eastAsia="en-GB"/>
+                <w14:ligatures w14:val="standardContextual"/>
               </w:rPr>
             </w:pPr>
+            <w:proofErr w:type="spellStart"/>
             <w:r>
               <w:rPr>
-                <w:sz w:val="17"/>
+                <w:color w:val="000000"/>
               </w:rPr>
-              <w:t>spinRight(speed)</w:t>
+              <w:t>spinRight</w:t>
+            </w:r>
+            <w:proofErr w:type="spellEnd"/>
+            <w:r>
+              <w:rPr>
+                <w:color w:val="000000"/>
+              </w:rPr>
+              <w:t>(speed)</w:t>
             </w:r>
           </w:p>
         </w:tc>
@@ -546,14 +1115,18 @@
           </w:tcPr>
           <w:p>
             <w:pPr>
-              <w:spacing w:after="20"/>
+              <w:spacing w:after="20" w:line="260" w:lineRule="atLeast"/>
               <w:rPr>
-                <w:rFonts w:hint="eastAsia"/>
+                <w:kern w:val="2"/>
+                <w:sz w:val="20"/>
+                <w:szCs w:val="20"/>
+                <w:lang w:val="en-GB" w:eastAsia="en-GB"/>
+                <w14:ligatures w14:val="standardContextual"/>
               </w:rPr>
             </w:pPr>
             <w:r>
               <w:rPr>
-                <w:sz w:val="17"/>
+                <w:color w:val="000000"/>
               </w:rPr>
               <w:t>Left wheel forward and right wheel backward: spin right.</w:t>
             </w:r>
@@ -571,16 +1144,27 @@
           </w:tcPr>
           <w:p>
             <w:pPr>
-              <w:spacing w:after="20"/>
+              <w:spacing w:after="20" w:line="260" w:lineRule="atLeast"/>
               <w:rPr>
-                <w:rFonts w:hint="eastAsia"/>
+                <w:kern w:val="2"/>
+                <w:sz w:val="20"/>
+                <w:szCs w:val="20"/>
+                <w:lang w:val="en-GB" w:eastAsia="en-GB"/>
+                <w14:ligatures w14:val="standardContextual"/>
               </w:rPr>
             </w:pPr>
+            <w:proofErr w:type="spellStart"/>
+            <w:proofErr w:type="gramStart"/>
             <w:r>
-              <w:rPr>
-                <w:sz w:val="17"/>
-              </w:rPr>
-              <w:t>stopMotors()</w:t>
+              <w:t>stopMotors</w:t>
+            </w:r>
+            <w:proofErr w:type="spellEnd"/>
+            <w:r>
+              <w:t>(</w:t>
+            </w:r>
+            <w:proofErr w:type="gramEnd"/>
+            <w:r>
+              <w:t>)</w:t>
             </w:r>
           </w:p>
         </w:tc>
@@ -591,15 +1175,16 @@
           </w:tcPr>
           <w:p>
             <w:pPr>
-              <w:spacing w:after="20"/>
+              <w:spacing w:after="20" w:line="260" w:lineRule="atLeast"/>
               <w:rPr>
-                <w:rFonts w:hint="eastAsia"/>
+                <w:kern w:val="2"/>
+                <w:sz w:val="20"/>
+                <w:szCs w:val="20"/>
+                <w:lang w:val="en-GB" w:eastAsia="en-GB"/>
+                <w14:ligatures w14:val="standardContextual"/>
               </w:rPr>
             </w:pPr>
             <w:r>
-              <w:rPr>
-                <w:sz w:val="17"/>
-              </w:rPr>
               <w:t>Sets both wheel powers to zero.</w:t>
             </w:r>
           </w:p>
@@ -609,17 +1194,9 @@
     <w:p>
       <w:pPr>
         <w:spacing w:after="0"/>
-        <w:rPr>
-          <w:rFonts w:hint="eastAsia"/>
-        </w:rPr>
       </w:pPr>
     </w:p>
     <w:p>
-      <w:pPr>
-        <w:rPr>
-          <w:rFonts w:hint="eastAsia"/>
-        </w:rPr>
-      </w:pPr>
       <w:r>
         <w:t>This sketch defines both one-argument and two-argument versions of turnLeft and turnRight. The one-argument versions pivot; the two-argument versions curve by setting different wheel powers. spinLeft and spinRight also pivot with opposite wheel directions.</w:t>
       </w:r>
@@ -633,13 +1210,16 @@
       </w:r>
     </w:p>
     <w:p>
-      <w:pPr>
-        <w:rPr>
-          <w:rFonts w:hint="eastAsia"/>
-        </w:rPr>
-      </w:pPr>
       <w:r>
-        <w:t>After the car is powered on, the program first waits for the MODE button so it can show live line-sensor readings. After that button is released, motorTest() waits for the MODE button again. It then runs this sequence:</w:t>
+        <w:t xml:space="preserve">After the car is powered on, the program first waits for the MODE button so it can show live line-sensor readings. After that button is released, </w:t>
+      </w:r>
+      <w:proofErr w:type="gramStart"/>
+      <w:r>
+        <w:t>motorTest(</w:t>
+      </w:r>
+      <w:proofErr w:type="gramEnd"/>
+      <w:r>
+        <w:t>) waits for the MODE button again. It then runs this sequence:</w:t>
       </w:r>
     </w:p>
     <w:tbl>
@@ -668,16 +1248,22 @@
           </w:tcPr>
           <w:p>
             <w:pPr>
-              <w:spacing w:after="20"/>
+              <w:spacing w:after="20" w:line="260" w:lineRule="atLeast"/>
               <w:rPr>
-                <w:rFonts w:hint="eastAsia"/>
+                <w:kern w:val="2"/>
+                <w:sz w:val="21"/>
+                <w:szCs w:val="21"/>
+                <w:lang w:val="en-GB" w:eastAsia="en-GB"/>
+                <w14:ligatures w14:val="standardContextual"/>
               </w:rPr>
             </w:pPr>
             <w:r>
               <w:rPr>
                 <w:b/>
+                <w:bCs/>
                 <w:color w:val="FFFFFF"/>
-                <w:sz w:val="18"/>
+                <w:sz w:val="21"/>
+                <w:szCs w:val="21"/>
               </w:rPr>
               <w:t>Order</w:t>
             </w:r>
@@ -691,16 +1277,22 @@
           </w:tcPr>
           <w:p>
             <w:pPr>
-              <w:spacing w:after="20"/>
+              <w:spacing w:after="20" w:line="260" w:lineRule="atLeast"/>
               <w:rPr>
-                <w:rFonts w:hint="eastAsia"/>
+                <w:kern w:val="2"/>
+                <w:sz w:val="21"/>
+                <w:szCs w:val="21"/>
+                <w:lang w:val="en-GB" w:eastAsia="en-GB"/>
+                <w14:ligatures w14:val="standardContextual"/>
               </w:rPr>
             </w:pPr>
             <w:r>
               <w:rPr>
                 <w:b/>
+                <w:bCs/>
                 <w:color w:val="FFFFFF"/>
-                <w:sz w:val="18"/>
+                <w:sz w:val="21"/>
+                <w:szCs w:val="21"/>
               </w:rPr>
               <w:t>Command</w:t>
             </w:r>
@@ -714,16 +1306,22 @@
           </w:tcPr>
           <w:p>
             <w:pPr>
-              <w:spacing w:after="20"/>
+              <w:spacing w:after="20" w:line="260" w:lineRule="atLeast"/>
               <w:rPr>
-                <w:rFonts w:hint="eastAsia"/>
+                <w:kern w:val="2"/>
+                <w:sz w:val="21"/>
+                <w:szCs w:val="21"/>
+                <w:lang w:val="en-GB" w:eastAsia="en-GB"/>
+                <w14:ligatures w14:val="standardContextual"/>
               </w:rPr>
             </w:pPr>
             <w:r>
               <w:rPr>
                 <w:b/>
+                <w:bCs/>
                 <w:color w:val="FFFFFF"/>
-                <w:sz w:val="18"/>
+                <w:sz w:val="21"/>
+                <w:szCs w:val="21"/>
               </w:rPr>
               <w:t>Time</w:t>
             </w:r>
@@ -737,16 +1335,22 @@
           </w:tcPr>
           <w:p>
             <w:pPr>
-              <w:spacing w:after="20"/>
+              <w:spacing w:after="20" w:line="260" w:lineRule="atLeast"/>
               <w:rPr>
-                <w:rFonts w:hint="eastAsia"/>
+                <w:kern w:val="2"/>
+                <w:sz w:val="21"/>
+                <w:szCs w:val="21"/>
+                <w:lang w:val="en-GB" w:eastAsia="en-GB"/>
+                <w14:ligatures w14:val="standardContextual"/>
               </w:rPr>
             </w:pPr>
             <w:r>
               <w:rPr>
                 <w:b/>
+                <w:bCs/>
                 <w:color w:val="FFFFFF"/>
-                <w:sz w:val="18"/>
+                <w:sz w:val="21"/>
+                <w:szCs w:val="21"/>
               </w:rPr>
               <w:t>Expected movement</w:t>
             </w:r>
@@ -764,16 +1368,16 @@
           </w:tcPr>
           <w:p>
             <w:pPr>
-              <w:spacing w:after="20"/>
+              <w:spacing w:after="20" w:line="260" w:lineRule="atLeast"/>
               <w:rPr>
-                <w:rFonts w:hint="eastAsia"/>
+                <w:kern w:val="2"/>
+                <w:sz w:val="20"/>
+                <w:szCs w:val="20"/>
+                <w:lang w:val="en-GB" w:eastAsia="en-GB"/>
+                <w14:ligatures w14:val="standardContextual"/>
               </w:rPr>
             </w:pPr>
             <w:r>
-              <w:rPr>
-                <w:sz w:val="17"/>
-              </w:rPr>
-              <w:lastRenderedPageBreak/>
               <w:t>1</w:t>
             </w:r>
           </w:p>
@@ -785,16 +1389,27 @@
           </w:tcPr>
           <w:p>
             <w:pPr>
-              <w:spacing w:after="20"/>
+              <w:spacing w:after="20" w:line="260" w:lineRule="atLeast"/>
               <w:rPr>
-                <w:rFonts w:hint="eastAsia"/>
+                <w:kern w:val="2"/>
+                <w:sz w:val="20"/>
+                <w:szCs w:val="20"/>
+                <w:lang w:val="en-GB" w:eastAsia="en-GB"/>
+                <w14:ligatures w14:val="standardContextual"/>
               </w:rPr>
             </w:pPr>
+            <w:proofErr w:type="spellStart"/>
+            <w:proofErr w:type="gramStart"/>
             <w:r>
-              <w:rPr>
-                <w:sz w:val="17"/>
-              </w:rPr>
-              <w:t>moveForward(100)</w:t>
+              <w:t>moveForward</w:t>
+            </w:r>
+            <w:proofErr w:type="spellEnd"/>
+            <w:r>
+              <w:t>(</w:t>
+            </w:r>
+            <w:proofErr w:type="gramEnd"/>
+            <w:r>
+              <w:t>100)</w:t>
             </w:r>
           </w:p>
         </w:tc>
@@ -805,15 +1420,16 @@
           </w:tcPr>
           <w:p>
             <w:pPr>
-              <w:spacing w:after="20"/>
+              <w:spacing w:after="20" w:line="260" w:lineRule="atLeast"/>
               <w:rPr>
-                <w:rFonts w:hint="eastAsia"/>
+                <w:kern w:val="2"/>
+                <w:sz w:val="20"/>
+                <w:szCs w:val="20"/>
+                <w:lang w:val="en-GB" w:eastAsia="en-GB"/>
+                <w14:ligatures w14:val="standardContextual"/>
               </w:rPr>
             </w:pPr>
             <w:r>
-              <w:rPr>
-                <w:sz w:val="17"/>
-              </w:rPr>
               <w:t>1 second</w:t>
             </w:r>
           </w:p>
@@ -825,15 +1441,16 @@
           </w:tcPr>
           <w:p>
             <w:pPr>
-              <w:spacing w:after="20"/>
+              <w:spacing w:after="20" w:line="260" w:lineRule="atLeast"/>
               <w:rPr>
-                <w:rFonts w:hint="eastAsia"/>
+                <w:kern w:val="2"/>
+                <w:sz w:val="20"/>
+                <w:szCs w:val="20"/>
+                <w:lang w:val="en-GB" w:eastAsia="en-GB"/>
+                <w14:ligatures w14:val="standardContextual"/>
               </w:rPr>
             </w:pPr>
             <w:r>
-              <w:rPr>
-                <w:sz w:val="17"/>
-              </w:rPr>
               <w:t>Both wheels forward; car moves ahead.</w:t>
             </w:r>
           </w:p>
@@ -851,14 +1468,18 @@
           </w:tcPr>
           <w:p>
             <w:pPr>
-              <w:spacing w:after="20"/>
+              <w:spacing w:after="20" w:line="260" w:lineRule="atLeast"/>
               <w:rPr>
-                <w:rFonts w:hint="eastAsia"/>
+                <w:kern w:val="2"/>
+                <w:sz w:val="20"/>
+                <w:szCs w:val="20"/>
+                <w:lang w:val="en-GB" w:eastAsia="en-GB"/>
+                <w14:ligatures w14:val="standardContextual"/>
               </w:rPr>
             </w:pPr>
             <w:r>
               <w:rPr>
-                <w:sz w:val="17"/>
+                <w:color w:val="000000"/>
               </w:rPr>
               <w:t>2</w:t>
             </w:r>
@@ -872,16 +1493,36 @@
           </w:tcPr>
           <w:p>
             <w:pPr>
-              <w:spacing w:after="20"/>
+              <w:spacing w:after="20" w:line="260" w:lineRule="atLeast"/>
               <w:rPr>
-                <w:rFonts w:hint="eastAsia"/>
+                <w:kern w:val="2"/>
+                <w:sz w:val="20"/>
+                <w:szCs w:val="20"/>
+                <w:lang w:val="en-GB" w:eastAsia="en-GB"/>
+                <w14:ligatures w14:val="standardContextual"/>
               </w:rPr>
             </w:pPr>
+            <w:proofErr w:type="spellStart"/>
+            <w:proofErr w:type="gramStart"/>
             <w:r>
               <w:rPr>
-                <w:sz w:val="17"/>
+                <w:color w:val="000000"/>
               </w:rPr>
-              <w:t>moveReverse(100)</w:t>
+              <w:t>moveReverse</w:t>
+            </w:r>
+            <w:proofErr w:type="spellEnd"/>
+            <w:r>
+              <w:rPr>
+                <w:color w:val="000000"/>
+              </w:rPr>
+              <w:t>(</w:t>
+            </w:r>
+            <w:proofErr w:type="gramEnd"/>
+            <w:r>
+              <w:rPr>
+                <w:color w:val="000000"/>
+              </w:rPr>
+              <w:t>100)</w:t>
             </w:r>
           </w:p>
         </w:tc>
@@ -893,14 +1534,18 @@
           </w:tcPr>
           <w:p>
             <w:pPr>
-              <w:spacing w:after="20"/>
+              <w:spacing w:after="20" w:line="260" w:lineRule="atLeast"/>
               <w:rPr>
-                <w:rFonts w:hint="eastAsia"/>
+                <w:kern w:val="2"/>
+                <w:sz w:val="20"/>
+                <w:szCs w:val="20"/>
+                <w:lang w:val="en-GB" w:eastAsia="en-GB"/>
+                <w14:ligatures w14:val="standardContextual"/>
               </w:rPr>
             </w:pPr>
             <w:r>
               <w:rPr>
-                <w:sz w:val="17"/>
+                <w:color w:val="000000"/>
               </w:rPr>
               <w:t>1 second</w:t>
             </w:r>
@@ -914,14 +1559,18 @@
           </w:tcPr>
           <w:p>
             <w:pPr>
-              <w:spacing w:after="20"/>
+              <w:spacing w:after="20" w:line="260" w:lineRule="atLeast"/>
               <w:rPr>
-                <w:rFonts w:hint="eastAsia"/>
+                <w:kern w:val="2"/>
+                <w:sz w:val="20"/>
+                <w:szCs w:val="20"/>
+                <w:lang w:val="en-GB" w:eastAsia="en-GB"/>
+                <w14:ligatures w14:val="standardContextual"/>
               </w:rPr>
             </w:pPr>
             <w:r>
               <w:rPr>
-                <w:sz w:val="17"/>
+                <w:color w:val="000000"/>
               </w:rPr>
               <w:t>Both wheels backward; car reverses.</w:t>
             </w:r>
@@ -939,15 +1588,16 @@
           </w:tcPr>
           <w:p>
             <w:pPr>
-              <w:spacing w:after="20"/>
+              <w:spacing w:after="20" w:line="260" w:lineRule="atLeast"/>
               <w:rPr>
-                <w:rFonts w:hint="eastAsia"/>
+                <w:kern w:val="2"/>
+                <w:sz w:val="20"/>
+                <w:szCs w:val="20"/>
+                <w:lang w:val="en-GB" w:eastAsia="en-GB"/>
+                <w14:ligatures w14:val="standardContextual"/>
               </w:rPr>
             </w:pPr>
             <w:r>
-              <w:rPr>
-                <w:sz w:val="17"/>
-              </w:rPr>
               <w:t>3</w:t>
             </w:r>
           </w:p>
@@ -959,16 +1609,27 @@
           </w:tcPr>
           <w:p>
             <w:pPr>
-              <w:spacing w:after="20"/>
+              <w:spacing w:after="20" w:line="260" w:lineRule="atLeast"/>
               <w:rPr>
-                <w:rFonts w:hint="eastAsia"/>
+                <w:kern w:val="2"/>
+                <w:sz w:val="20"/>
+                <w:szCs w:val="20"/>
+                <w:lang w:val="en-GB" w:eastAsia="en-GB"/>
+                <w14:ligatures w14:val="standardContextual"/>
               </w:rPr>
             </w:pPr>
+            <w:proofErr w:type="spellStart"/>
+            <w:proofErr w:type="gramStart"/>
             <w:r>
-              <w:rPr>
-                <w:sz w:val="17"/>
-              </w:rPr>
-              <w:t>turnLeft(200, 200)</w:t>
+              <w:t>turnLeft</w:t>
+            </w:r>
+            <w:proofErr w:type="spellEnd"/>
+            <w:r>
+              <w:t>(</w:t>
+            </w:r>
+            <w:proofErr w:type="gramEnd"/>
+            <w:r>
+              <w:t>200, 200)</w:t>
             </w:r>
           </w:p>
         </w:tc>
@@ -979,15 +1640,16 @@
           </w:tcPr>
           <w:p>
             <w:pPr>
-              <w:spacing w:after="20"/>
+              <w:spacing w:after="20" w:line="260" w:lineRule="atLeast"/>
               <w:rPr>
-                <w:rFonts w:hint="eastAsia"/>
+                <w:kern w:val="2"/>
+                <w:sz w:val="20"/>
+                <w:szCs w:val="20"/>
+                <w:lang w:val="en-GB" w:eastAsia="en-GB"/>
+                <w14:ligatures w14:val="standardContextual"/>
               </w:rPr>
             </w:pPr>
             <w:r>
-              <w:rPr>
-                <w:sz w:val="17"/>
-              </w:rPr>
               <w:t>1 second</w:t>
             </w:r>
           </w:p>
@@ -999,15 +1661,16 @@
           </w:tcPr>
           <w:p>
             <w:pPr>
-              <w:spacing w:after="20"/>
+              <w:spacing w:after="20" w:line="260" w:lineRule="atLeast"/>
               <w:rPr>
-                <w:rFonts w:hint="eastAsia"/>
+                <w:kern w:val="2"/>
+                <w:sz w:val="20"/>
+                <w:szCs w:val="20"/>
+                <w:lang w:val="en-GB" w:eastAsia="en-GB"/>
+                <w14:ligatures w14:val="standardContextual"/>
               </w:rPr>
             </w:pPr>
             <w:r>
-              <w:rPr>
-                <w:sz w:val="17"/>
-              </w:rPr>
               <w:t>Both wheels forward at equal power; straight, not a left curve.</w:t>
             </w:r>
           </w:p>
@@ -1025,14 +1688,18 @@
           </w:tcPr>
           <w:p>
             <w:pPr>
-              <w:spacing w:after="20"/>
+              <w:spacing w:after="20" w:line="260" w:lineRule="atLeast"/>
               <w:rPr>
-                <w:rFonts w:hint="eastAsia"/>
+                <w:kern w:val="2"/>
+                <w:sz w:val="20"/>
+                <w:szCs w:val="20"/>
+                <w:lang w:val="en-GB" w:eastAsia="en-GB"/>
+                <w14:ligatures w14:val="standardContextual"/>
               </w:rPr>
             </w:pPr>
             <w:r>
               <w:rPr>
-                <w:sz w:val="17"/>
+                <w:color w:val="000000"/>
               </w:rPr>
               <w:t>4</w:t>
             </w:r>
@@ -1046,16 +1713,36 @@
           </w:tcPr>
           <w:p>
             <w:pPr>
-              <w:spacing w:after="20"/>
+              <w:spacing w:after="20" w:line="260" w:lineRule="atLeast"/>
               <w:rPr>
-                <w:rFonts w:hint="eastAsia"/>
+                <w:kern w:val="2"/>
+                <w:sz w:val="20"/>
+                <w:szCs w:val="20"/>
+                <w:lang w:val="en-GB" w:eastAsia="en-GB"/>
+                <w14:ligatures w14:val="standardContextual"/>
               </w:rPr>
             </w:pPr>
+            <w:proofErr w:type="spellStart"/>
+            <w:proofErr w:type="gramStart"/>
             <w:r>
               <w:rPr>
-                <w:sz w:val="17"/>
+                <w:color w:val="000000"/>
               </w:rPr>
-              <w:t>turnRight(200, 200)</w:t>
+              <w:t>turnRight</w:t>
+            </w:r>
+            <w:proofErr w:type="spellEnd"/>
+            <w:r>
+              <w:rPr>
+                <w:color w:val="000000"/>
+              </w:rPr>
+              <w:t>(</w:t>
+            </w:r>
+            <w:proofErr w:type="gramEnd"/>
+            <w:r>
+              <w:rPr>
+                <w:color w:val="000000"/>
+              </w:rPr>
+              <w:t>200, 200)</w:t>
             </w:r>
           </w:p>
         </w:tc>
@@ -1067,14 +1754,18 @@
           </w:tcPr>
           <w:p>
             <w:pPr>
-              <w:spacing w:after="20"/>
+              <w:spacing w:after="20" w:line="260" w:lineRule="atLeast"/>
               <w:rPr>
-                <w:rFonts w:hint="eastAsia"/>
+                <w:kern w:val="2"/>
+                <w:sz w:val="20"/>
+                <w:szCs w:val="20"/>
+                <w:lang w:val="en-GB" w:eastAsia="en-GB"/>
+                <w14:ligatures w14:val="standardContextual"/>
               </w:rPr>
             </w:pPr>
             <w:r>
               <w:rPr>
-                <w:sz w:val="17"/>
+                <w:color w:val="000000"/>
               </w:rPr>
               <w:t>1 second</w:t>
             </w:r>
@@ -1088,14 +1779,18 @@
           </w:tcPr>
           <w:p>
             <w:pPr>
-              <w:spacing w:after="20"/>
+              <w:spacing w:after="20" w:line="260" w:lineRule="atLeast"/>
               <w:rPr>
-                <w:rFonts w:hint="eastAsia"/>
+                <w:kern w:val="2"/>
+                <w:sz w:val="20"/>
+                <w:szCs w:val="20"/>
+                <w:lang w:val="en-GB" w:eastAsia="en-GB"/>
+                <w14:ligatures w14:val="standardContextual"/>
               </w:rPr>
             </w:pPr>
             <w:r>
               <w:rPr>
-                <w:sz w:val="17"/>
+                <w:color w:val="000000"/>
               </w:rPr>
               <w:t>Both wheels forward at equal power; straight, not a right curve.</w:t>
             </w:r>
@@ -1113,15 +1808,16 @@
           </w:tcPr>
           <w:p>
             <w:pPr>
-              <w:spacing w:after="20"/>
+              <w:spacing w:after="20" w:line="260" w:lineRule="atLeast"/>
               <w:rPr>
-                <w:rFonts w:hint="eastAsia"/>
+                <w:kern w:val="2"/>
+                <w:sz w:val="20"/>
+                <w:szCs w:val="20"/>
+                <w:lang w:val="en-GB" w:eastAsia="en-GB"/>
+                <w14:ligatures w14:val="standardContextual"/>
               </w:rPr>
             </w:pPr>
             <w:r>
-              <w:rPr>
-                <w:sz w:val="17"/>
-              </w:rPr>
               <w:t>5</w:t>
             </w:r>
           </w:p>
@@ -1133,16 +1829,27 @@
           </w:tcPr>
           <w:p>
             <w:pPr>
-              <w:spacing w:after="20"/>
+              <w:spacing w:after="20" w:line="260" w:lineRule="atLeast"/>
               <w:rPr>
-                <w:rFonts w:hint="eastAsia"/>
+                <w:kern w:val="2"/>
+                <w:sz w:val="20"/>
+                <w:szCs w:val="20"/>
+                <w:lang w:val="en-GB" w:eastAsia="en-GB"/>
+                <w14:ligatures w14:val="standardContextual"/>
               </w:rPr>
             </w:pPr>
+            <w:proofErr w:type="spellStart"/>
+            <w:proofErr w:type="gramStart"/>
             <w:r>
-              <w:rPr>
-                <w:sz w:val="17"/>
-              </w:rPr>
-              <w:t>stopMotors()</w:t>
+              <w:t>stopMotors</w:t>
+            </w:r>
+            <w:proofErr w:type="spellEnd"/>
+            <w:r>
+              <w:t>(</w:t>
+            </w:r>
+            <w:proofErr w:type="gramEnd"/>
+            <w:r>
+              <w:t>)</w:t>
             </w:r>
           </w:p>
         </w:tc>
@@ -1153,15 +1860,16 @@
           </w:tcPr>
           <w:p>
             <w:pPr>
-              <w:spacing w:after="20"/>
+              <w:spacing w:after="20" w:line="260" w:lineRule="atLeast"/>
               <w:rPr>
-                <w:rFonts w:hint="eastAsia"/>
+                <w:kern w:val="2"/>
+                <w:sz w:val="20"/>
+                <w:szCs w:val="20"/>
+                <w:lang w:val="en-GB" w:eastAsia="en-GB"/>
+                <w14:ligatures w14:val="standardContextual"/>
               </w:rPr>
             </w:pPr>
             <w:r>
-              <w:rPr>
-                <w:sz w:val="17"/>
-              </w:rPr>
               <w:t>1 second</w:t>
             </w:r>
           </w:p>
@@ -1173,15 +1881,16 @@
           </w:tcPr>
           <w:p>
             <w:pPr>
-              <w:spacing w:after="20"/>
+              <w:spacing w:after="20" w:line="260" w:lineRule="atLeast"/>
               <w:rPr>
-                <w:rFonts w:hint="eastAsia"/>
+                <w:kern w:val="2"/>
+                <w:sz w:val="20"/>
+                <w:szCs w:val="20"/>
+                <w:lang w:val="en-GB" w:eastAsia="en-GB"/>
+                <w14:ligatures w14:val="standardContextual"/>
               </w:rPr>
             </w:pPr>
             <w:r>
-              <w:rPr>
-                <w:sz w:val="17"/>
-              </w:rPr>
               <w:t>Both motor powers are zero.</w:t>
             </w:r>
           </w:p>
@@ -1199,14 +1908,18 @@
           </w:tcPr>
           <w:p>
             <w:pPr>
-              <w:spacing w:after="20"/>
+              <w:spacing w:after="20" w:line="260" w:lineRule="atLeast"/>
               <w:rPr>
-                <w:rFonts w:hint="eastAsia"/>
+                <w:kern w:val="2"/>
+                <w:sz w:val="20"/>
+                <w:szCs w:val="20"/>
+                <w:lang w:val="en-GB" w:eastAsia="en-GB"/>
+                <w14:ligatures w14:val="standardContextual"/>
               </w:rPr>
             </w:pPr>
             <w:r>
               <w:rPr>
-                <w:sz w:val="17"/>
+                <w:color w:val="000000"/>
               </w:rPr>
               <w:t>6</w:t>
             </w:r>
@@ -1220,16 +1933,36 @@
           </w:tcPr>
           <w:p>
             <w:pPr>
-              <w:spacing w:after="20"/>
+              <w:spacing w:after="20" w:line="260" w:lineRule="atLeast"/>
               <w:rPr>
-                <w:rFonts w:hint="eastAsia"/>
+                <w:kern w:val="2"/>
+                <w:sz w:val="20"/>
+                <w:szCs w:val="20"/>
+                <w:lang w:val="en-GB" w:eastAsia="en-GB"/>
+                <w14:ligatures w14:val="standardContextual"/>
               </w:rPr>
             </w:pPr>
+            <w:proofErr w:type="spellStart"/>
+            <w:proofErr w:type="gramStart"/>
             <w:r>
               <w:rPr>
-                <w:sz w:val="17"/>
+                <w:color w:val="000000"/>
               </w:rPr>
-              <w:t>spinRight(100)</w:t>
+              <w:t>spinRight</w:t>
+            </w:r>
+            <w:proofErr w:type="spellEnd"/>
+            <w:r>
+              <w:rPr>
+                <w:color w:val="000000"/>
+              </w:rPr>
+              <w:t>(</w:t>
+            </w:r>
+            <w:proofErr w:type="gramEnd"/>
+            <w:r>
+              <w:rPr>
+                <w:color w:val="000000"/>
+              </w:rPr>
+              <w:t>100)</w:t>
             </w:r>
           </w:p>
         </w:tc>
@@ -1241,14 +1974,18 @@
           </w:tcPr>
           <w:p>
             <w:pPr>
-              <w:spacing w:after="20"/>
+              <w:spacing w:after="20" w:line="260" w:lineRule="atLeast"/>
               <w:rPr>
-                <w:rFonts w:hint="eastAsia"/>
+                <w:kern w:val="2"/>
+                <w:sz w:val="20"/>
+                <w:szCs w:val="20"/>
+                <w:lang w:val="en-GB" w:eastAsia="en-GB"/>
+                <w14:ligatures w14:val="standardContextual"/>
               </w:rPr>
             </w:pPr>
             <w:r>
               <w:rPr>
-                <w:sz w:val="17"/>
+                <w:color w:val="000000"/>
               </w:rPr>
               <w:t>2 seconds</w:t>
             </w:r>
@@ -1262,16 +1999,48 @@
           </w:tcPr>
           <w:p>
             <w:pPr>
-              <w:spacing w:after="20"/>
+              <w:spacing w:after="20" w:line="260" w:lineRule="atLeast"/>
               <w:rPr>
-                <w:rFonts w:hint="eastAsia"/>
+                <w:kern w:val="2"/>
+                <w:sz w:val="20"/>
+                <w:szCs w:val="20"/>
+                <w:lang w:val="en-GB" w:eastAsia="en-GB"/>
+                <w14:ligatures w14:val="standardContextual"/>
               </w:rPr>
             </w:pPr>
             <w:r>
               <w:rPr>
-                <w:sz w:val="17"/>
+                <w:color w:val="000000"/>
               </w:rPr>
-              <w:t>Wheels run in opposite directions; car spins right.</w:t>
+              <w:t xml:space="preserve">Wheels run in opposite directions; </w:t>
+            </w:r>
+            <w:proofErr w:type="gramStart"/>
+            <w:r>
+              <w:rPr>
+                <w:color w:val="000000"/>
+              </w:rPr>
+              <w:t>car</w:t>
+            </w:r>
+            <w:proofErr w:type="gramEnd"/>
+            <w:r>
+              <w:rPr>
+                <w:color w:val="000000"/>
+              </w:rPr>
+              <w:t xml:space="preserve"> </w:t>
+            </w:r>
+            <w:proofErr w:type="gramStart"/>
+            <w:r>
+              <w:rPr>
+                <w:color w:val="000000"/>
+              </w:rPr>
+              <w:t>spins</w:t>
+            </w:r>
+            <w:proofErr w:type="gramEnd"/>
+            <w:r>
+              <w:rPr>
+                <w:color w:val="000000"/>
+              </w:rPr>
+              <w:t xml:space="preserve"> right.</w:t>
             </w:r>
           </w:p>
         </w:tc>
@@ -1287,15 +2056,16 @@
           </w:tcPr>
           <w:p>
             <w:pPr>
-              <w:spacing w:after="20"/>
+              <w:spacing w:after="20" w:line="260" w:lineRule="atLeast"/>
               <w:rPr>
-                <w:rFonts w:hint="eastAsia"/>
+                <w:kern w:val="2"/>
+                <w:sz w:val="20"/>
+                <w:szCs w:val="20"/>
+                <w:lang w:val="en-GB" w:eastAsia="en-GB"/>
+                <w14:ligatures w14:val="standardContextual"/>
               </w:rPr>
             </w:pPr>
             <w:r>
-              <w:rPr>
-                <w:sz w:val="17"/>
-              </w:rPr>
               <w:t>7</w:t>
             </w:r>
           </w:p>
@@ -1307,16 +2077,27 @@
           </w:tcPr>
           <w:p>
             <w:pPr>
-              <w:spacing w:after="20"/>
+              <w:spacing w:after="20" w:line="260" w:lineRule="atLeast"/>
               <w:rPr>
-                <w:rFonts w:hint="eastAsia"/>
+                <w:kern w:val="2"/>
+                <w:sz w:val="20"/>
+                <w:szCs w:val="20"/>
+                <w:lang w:val="en-GB" w:eastAsia="en-GB"/>
+                <w14:ligatures w14:val="standardContextual"/>
               </w:rPr>
             </w:pPr>
+            <w:proofErr w:type="spellStart"/>
+            <w:proofErr w:type="gramStart"/>
             <w:r>
-              <w:rPr>
-                <w:sz w:val="17"/>
-              </w:rPr>
-              <w:t>spinLeft(100)</w:t>
+              <w:t>spinLeft</w:t>
+            </w:r>
+            <w:proofErr w:type="spellEnd"/>
+            <w:r>
+              <w:t>(</w:t>
+            </w:r>
+            <w:proofErr w:type="gramEnd"/>
+            <w:r>
+              <w:t>100)</w:t>
             </w:r>
           </w:p>
         </w:tc>
@@ -1327,15 +2108,16 @@
           </w:tcPr>
           <w:p>
             <w:pPr>
-              <w:spacing w:after="20"/>
+              <w:spacing w:after="20" w:line="260" w:lineRule="atLeast"/>
               <w:rPr>
-                <w:rFonts w:hint="eastAsia"/>
+                <w:kern w:val="2"/>
+                <w:sz w:val="20"/>
+                <w:szCs w:val="20"/>
+                <w:lang w:val="en-GB" w:eastAsia="en-GB"/>
+                <w14:ligatures w14:val="standardContextual"/>
               </w:rPr>
             </w:pPr>
             <w:r>
-              <w:rPr>
-                <w:sz w:val="17"/>
-              </w:rPr>
               <w:t>2 seconds</w:t>
             </w:r>
           </w:p>
@@ -1347,16 +2129,33 @@
           </w:tcPr>
           <w:p>
             <w:pPr>
-              <w:spacing w:after="20"/>
+              <w:spacing w:after="20" w:line="260" w:lineRule="atLeast"/>
               <w:rPr>
-                <w:rFonts w:hint="eastAsia"/>
+                <w:kern w:val="2"/>
+                <w:sz w:val="20"/>
+                <w:szCs w:val="20"/>
+                <w:lang w:val="en-GB" w:eastAsia="en-GB"/>
+                <w14:ligatures w14:val="standardContextual"/>
               </w:rPr>
             </w:pPr>
             <w:r>
-              <w:rPr>
-                <w:sz w:val="17"/>
-              </w:rPr>
-              <w:t>Wheels run in opposite directions; car spins left.</w:t>
+              <w:t xml:space="preserve">Wheels run in opposite directions; </w:t>
+            </w:r>
+            <w:proofErr w:type="gramStart"/>
+            <w:r>
+              <w:t>car</w:t>
+            </w:r>
+            <w:proofErr w:type="gramEnd"/>
+            <w:r>
+              <w:t xml:space="preserve"> </w:t>
+            </w:r>
+            <w:proofErr w:type="gramStart"/>
+            <w:r>
+              <w:t>spins</w:t>
+            </w:r>
+            <w:proofErr w:type="gramEnd"/>
+            <w:r>
+              <w:t xml:space="preserve"> left.</w:t>
             </w:r>
           </w:p>
         </w:tc>
@@ -1373,14 +2172,18 @@
           </w:tcPr>
           <w:p>
             <w:pPr>
-              <w:spacing w:after="20"/>
+              <w:spacing w:after="20" w:line="260" w:lineRule="atLeast"/>
               <w:rPr>
-                <w:rFonts w:hint="eastAsia"/>
+                <w:kern w:val="2"/>
+                <w:sz w:val="20"/>
+                <w:szCs w:val="20"/>
+                <w:lang w:val="en-GB" w:eastAsia="en-GB"/>
+                <w14:ligatures w14:val="standardContextual"/>
               </w:rPr>
             </w:pPr>
             <w:r>
               <w:rPr>
-                <w:sz w:val="17"/>
+                <w:color w:val="000000"/>
               </w:rPr>
               <w:t>8</w:t>
             </w:r>
@@ -1394,16 +2197,36 @@
           </w:tcPr>
           <w:p>
             <w:pPr>
-              <w:spacing w:after="20"/>
+              <w:spacing w:after="20" w:line="260" w:lineRule="atLeast"/>
               <w:rPr>
-                <w:rFonts w:hint="eastAsia"/>
+                <w:kern w:val="2"/>
+                <w:sz w:val="20"/>
+                <w:szCs w:val="20"/>
+                <w:lang w:val="en-GB" w:eastAsia="en-GB"/>
+                <w14:ligatures w14:val="standardContextual"/>
               </w:rPr>
             </w:pPr>
+            <w:proofErr w:type="spellStart"/>
+            <w:proofErr w:type="gramStart"/>
             <w:r>
               <w:rPr>
-                <w:sz w:val="17"/>
+                <w:color w:val="000000"/>
               </w:rPr>
-              <w:t>stopMotors()</w:t>
+              <w:t>stopMotors</w:t>
+            </w:r>
+            <w:proofErr w:type="spellEnd"/>
+            <w:r>
+              <w:rPr>
+                <w:color w:val="000000"/>
+              </w:rPr>
+              <w:t>(</w:t>
+            </w:r>
+            <w:proofErr w:type="gramEnd"/>
+            <w:r>
+              <w:rPr>
+                <w:color w:val="000000"/>
+              </w:rPr>
+              <w:t>)</w:t>
             </w:r>
           </w:p>
         </w:tc>
@@ -1415,14 +2238,18 @@
           </w:tcPr>
           <w:p>
             <w:pPr>
-              <w:spacing w:after="20"/>
+              <w:spacing w:after="20" w:line="260" w:lineRule="atLeast"/>
               <w:rPr>
-                <w:rFonts w:hint="eastAsia"/>
+                <w:kern w:val="2"/>
+                <w:sz w:val="20"/>
+                <w:szCs w:val="20"/>
+                <w:lang w:val="en-GB" w:eastAsia="en-GB"/>
+                <w14:ligatures w14:val="standardContextual"/>
               </w:rPr>
             </w:pPr>
             <w:r>
               <w:rPr>
-                <w:sz w:val="17"/>
+                <w:color w:val="000000"/>
               </w:rPr>
               <w:t>No delay here</w:t>
             </w:r>
@@ -1436,14 +2263,18 @@
           </w:tcPr>
           <w:p>
             <w:pPr>
-              <w:spacing w:after="20"/>
+              <w:spacing w:after="20" w:line="260" w:lineRule="atLeast"/>
               <w:rPr>
-                <w:rFonts w:hint="eastAsia"/>
+                <w:kern w:val="2"/>
+                <w:sz w:val="20"/>
+                <w:szCs w:val="20"/>
+                <w:lang w:val="en-GB" w:eastAsia="en-GB"/>
+                <w14:ligatures w14:val="standardContextual"/>
               </w:rPr>
             </w:pPr>
             <w:r>
               <w:rPr>
-                <w:sz w:val="17"/>
+                <w:color w:val="000000"/>
               </w:rPr>
               <w:t>Both motor powers are set to zero.</w:t>
             </w:r>
@@ -1454,27 +2285,14 @@
     <w:p>
       <w:pPr>
         <w:spacing w:after="0"/>
-        <w:rPr>
-          <w:rFonts w:hint="eastAsia"/>
-        </w:rPr>
       </w:pPr>
     </w:p>
     <w:p>
-      <w:pPr>
-        <w:rPr>
-          <w:rFonts w:hint="eastAsia"/>
-        </w:rPr>
-      </w:pPr>
       <w:r>
         <w:t>The durations come from the delay(...) instructions immediately after the movement commands. The source comment says the right spin lasts 3 seconds, but the actual delay is 2000 milliseconds, or 2 seconds.</w:t>
       </w:r>
     </w:p>
     <w:p>
-      <w:pPr>
-        <w:rPr>
-          <w:rFonts w:hint="eastAsia"/>
-        </w:rPr>
-      </w:pPr>
       <w:r>
         <w:t>After the motor test, the program waits 1 second and starts line tracking.</w:t>
       </w:r>
@@ -1484,27 +2302,50 @@
         <w:pStyle w:val="Heading1"/>
       </w:pPr>
       <w:r>
-        <w:t>How line following makes decisions</w:t>
+        <w:lastRenderedPageBreak/>
+        <w:t xml:space="preserve">How </w:t>
+      </w:r>
+      <w:proofErr w:type="gramStart"/>
+      <w:r>
+        <w:t>line following</w:t>
+      </w:r>
+      <w:proofErr w:type="gramEnd"/>
+      <w:r>
+        <w:t xml:space="preserve"> makes decisions</w:t>
       </w:r>
     </w:p>
     <w:p>
-      <w:pPr>
-        <w:rPr>
-          <w:rFonts w:hint="eastAsia"/>
-        </w:rPr>
-      </w:pPr>
       <w:r>
-        <w:t>The car has three line sensors: left, middle, and right. Each sensor returns a reading from 0 to 1023. The sketch treats a reading greater than 600 as detecting the black line.</w:t>
+        <w:t xml:space="preserve">The car has </w:t>
+      </w:r>
+      <w:proofErr w:type="gramStart"/>
+      <w:r>
+        <w:t>three line</w:t>
+      </w:r>
+      <w:proofErr w:type="gramEnd"/>
+      <w:r>
+        <w:t xml:space="preserve"> sensors: left, middle, and right. Each sensor returns a reading from 0 to 1023. The sketch treats a reading greater than 600 as detecting the black line.</w:t>
       </w:r>
     </w:p>
     <w:p>
-      <w:pPr>
-        <w:rPr>
-          <w:rFonts w:hint="eastAsia"/>
-        </w:rPr>
-      </w:pPr>
       <w:r>
-        <w:t>Each pass through loop() reads the sensors, prints their readings, and waits 500 milliseconds. It then chooses a motor command:</w:t>
+        <w:t xml:space="preserve">Each </w:t>
+      </w:r>
+      <w:proofErr w:type="gramStart"/>
+      <w:r>
+        <w:t>pass through</w:t>
+      </w:r>
+      <w:proofErr w:type="gramEnd"/>
+      <w:r>
+        <w:t xml:space="preserve"> </w:t>
+      </w:r>
+      <w:proofErr w:type="gramStart"/>
+      <w:r>
+        <w:t>loop(</w:t>
+      </w:r>
+      <w:proofErr w:type="gramEnd"/>
+      <w:r>
+        <w:t>) reads the sensors, prints their readings, and waits 500 milliseconds. It then chooses a motor command:</w:t>
       </w:r>
     </w:p>
     <w:tbl>
@@ -1531,16 +2372,22 @@
           </w:tcPr>
           <w:p>
             <w:pPr>
-              <w:spacing w:after="20"/>
+              <w:spacing w:after="20" w:line="260" w:lineRule="atLeast"/>
               <w:rPr>
-                <w:rFonts w:hint="eastAsia"/>
+                <w:kern w:val="2"/>
+                <w:sz w:val="21"/>
+                <w:szCs w:val="21"/>
+                <w:lang w:val="en-GB" w:eastAsia="en-GB"/>
+                <w14:ligatures w14:val="standardContextual"/>
               </w:rPr>
             </w:pPr>
             <w:r>
               <w:rPr>
                 <w:b/>
+                <w:bCs/>
                 <w:color w:val="FFFFFF"/>
-                <w:sz w:val="18"/>
+                <w:sz w:val="21"/>
+                <w:szCs w:val="21"/>
               </w:rPr>
               <w:t>Sensor result</w:t>
             </w:r>
@@ -1554,16 +2401,22 @@
           </w:tcPr>
           <w:p>
             <w:pPr>
-              <w:spacing w:after="20"/>
+              <w:spacing w:after="20" w:line="260" w:lineRule="atLeast"/>
               <w:rPr>
-                <w:rFonts w:hint="eastAsia"/>
+                <w:kern w:val="2"/>
+                <w:sz w:val="21"/>
+                <w:szCs w:val="21"/>
+                <w:lang w:val="en-GB" w:eastAsia="en-GB"/>
+                <w14:ligatures w14:val="standardContextual"/>
               </w:rPr>
             </w:pPr>
             <w:r>
               <w:rPr>
                 <w:b/>
+                <w:bCs/>
                 <w:color w:val="FFFFFF"/>
-                <w:sz w:val="18"/>
+                <w:sz w:val="21"/>
+                <w:szCs w:val="21"/>
               </w:rPr>
               <w:t>Program action</w:t>
             </w:r>
@@ -1581,15 +2434,16 @@
           </w:tcPr>
           <w:p>
             <w:pPr>
-              <w:spacing w:after="20"/>
+              <w:spacing w:after="20" w:line="260" w:lineRule="atLeast"/>
               <w:rPr>
-                <w:rFonts w:hint="eastAsia"/>
+                <w:kern w:val="2"/>
+                <w:sz w:val="20"/>
+                <w:szCs w:val="20"/>
+                <w:lang w:val="en-GB" w:eastAsia="en-GB"/>
+                <w14:ligatures w14:val="standardContextual"/>
               </w:rPr>
             </w:pPr>
             <w:r>
-              <w:rPr>
-                <w:sz w:val="17"/>
-              </w:rPr>
               <w:t>Only the middle sensor detects the line</w:t>
             </w:r>
           </w:p>
@@ -1601,16 +2455,27 @@
           </w:tcPr>
           <w:p>
             <w:pPr>
-              <w:spacing w:after="20"/>
+              <w:spacing w:after="20" w:line="260" w:lineRule="atLeast"/>
               <w:rPr>
-                <w:rFonts w:hint="eastAsia"/>
+                <w:kern w:val="2"/>
+                <w:sz w:val="20"/>
+                <w:szCs w:val="20"/>
+                <w:lang w:val="en-GB" w:eastAsia="en-GB"/>
+                <w14:ligatures w14:val="standardContextual"/>
               </w:rPr>
             </w:pPr>
+            <w:proofErr w:type="spellStart"/>
+            <w:proofErr w:type="gramStart"/>
             <w:r>
-              <w:rPr>
-                <w:sz w:val="17"/>
-              </w:rPr>
-              <w:t>moveForward(130)</w:t>
+              <w:t>moveForward</w:t>
+            </w:r>
+            <w:proofErr w:type="spellEnd"/>
+            <w:r>
+              <w:t>(</w:t>
+            </w:r>
+            <w:proofErr w:type="gramEnd"/>
+            <w:r>
+              <w:t>130)</w:t>
             </w:r>
           </w:p>
         </w:tc>
@@ -1627,16 +2492,34 @@
           </w:tcPr>
           <w:p>
             <w:pPr>
-              <w:spacing w:after="20"/>
+              <w:spacing w:after="20" w:line="260" w:lineRule="atLeast"/>
               <w:rPr>
-                <w:rFonts w:hint="eastAsia"/>
+                <w:kern w:val="2"/>
+                <w:sz w:val="20"/>
+                <w:szCs w:val="20"/>
+                <w:lang w:val="en-GB" w:eastAsia="en-GB"/>
+                <w14:ligatures w14:val="standardContextual"/>
               </w:rPr>
             </w:pPr>
             <w:r>
               <w:rPr>
-                <w:sz w:val="17"/>
+                <w:color w:val="000000"/>
               </w:rPr>
-              <w:t>The left sensor detects it and the right sensor does not</w:t>
+              <w:t xml:space="preserve">The left sensor detects </w:t>
+            </w:r>
+            <w:proofErr w:type="gramStart"/>
+            <w:r>
+              <w:rPr>
+                <w:color w:val="000000"/>
+              </w:rPr>
+              <w:t>it</w:t>
+            </w:r>
+            <w:proofErr w:type="gramEnd"/>
+            <w:r>
+              <w:rPr>
+                <w:color w:val="000000"/>
+              </w:rPr>
+              <w:t xml:space="preserve"> and the right sensor does not</w:t>
             </w:r>
           </w:p>
         </w:tc>
@@ -1648,16 +2531,36 @@
           </w:tcPr>
           <w:p>
             <w:pPr>
-              <w:spacing w:after="20"/>
+              <w:spacing w:after="20" w:line="260" w:lineRule="atLeast"/>
               <w:rPr>
-                <w:rFonts w:hint="eastAsia"/>
+                <w:kern w:val="2"/>
+                <w:sz w:val="20"/>
+                <w:szCs w:val="20"/>
+                <w:lang w:val="en-GB" w:eastAsia="en-GB"/>
+                <w14:ligatures w14:val="standardContextual"/>
               </w:rPr>
             </w:pPr>
+            <w:proofErr w:type="spellStart"/>
+            <w:proofErr w:type="gramStart"/>
             <w:r>
               <w:rPr>
-                <w:sz w:val="17"/>
+                <w:color w:val="000000"/>
               </w:rPr>
-              <w:t>spinLeft(140)</w:t>
+              <w:t>spinLeft</w:t>
+            </w:r>
+            <w:proofErr w:type="spellEnd"/>
+            <w:r>
+              <w:rPr>
+                <w:color w:val="000000"/>
+              </w:rPr>
+              <w:t>(</w:t>
+            </w:r>
+            <w:proofErr w:type="gramEnd"/>
+            <w:r>
+              <w:rPr>
+                <w:color w:val="000000"/>
+              </w:rPr>
+              <w:t>140)</w:t>
             </w:r>
           </w:p>
         </w:tc>
@@ -1673,16 +2576,25 @@
           </w:tcPr>
           <w:p>
             <w:pPr>
-              <w:spacing w:after="20"/>
+              <w:spacing w:after="20" w:line="260" w:lineRule="atLeast"/>
               <w:rPr>
-                <w:rFonts w:hint="eastAsia"/>
+                <w:kern w:val="2"/>
+                <w:sz w:val="20"/>
+                <w:szCs w:val="20"/>
+                <w:lang w:val="en-GB" w:eastAsia="en-GB"/>
+                <w14:ligatures w14:val="standardContextual"/>
               </w:rPr>
             </w:pPr>
             <w:r>
-              <w:rPr>
-                <w:sz w:val="17"/>
-              </w:rPr>
-              <w:t>The right sensor detects it and the left sensor does not</w:t>
+              <w:t xml:space="preserve">The right sensor detects </w:t>
+            </w:r>
+            <w:proofErr w:type="gramStart"/>
+            <w:r>
+              <w:t>it</w:t>
+            </w:r>
+            <w:proofErr w:type="gramEnd"/>
+            <w:r>
+              <w:t xml:space="preserve"> and the left sensor does not</w:t>
             </w:r>
           </w:p>
         </w:tc>
@@ -1693,16 +2605,27 @@
           </w:tcPr>
           <w:p>
             <w:pPr>
-              <w:spacing w:after="20"/>
+              <w:spacing w:after="20" w:line="260" w:lineRule="atLeast"/>
               <w:rPr>
-                <w:rFonts w:hint="eastAsia"/>
+                <w:kern w:val="2"/>
+                <w:sz w:val="20"/>
+                <w:szCs w:val="20"/>
+                <w:lang w:val="en-GB" w:eastAsia="en-GB"/>
+                <w14:ligatures w14:val="standardContextual"/>
               </w:rPr>
             </w:pPr>
+            <w:proofErr w:type="spellStart"/>
+            <w:proofErr w:type="gramStart"/>
             <w:r>
-              <w:rPr>
-                <w:sz w:val="17"/>
-              </w:rPr>
-              <w:t>spinRight(140)</w:t>
+              <w:t>spinRight</w:t>
+            </w:r>
+            <w:proofErr w:type="spellEnd"/>
+            <w:r>
+              <w:t>(</w:t>
+            </w:r>
+            <w:proofErr w:type="gramEnd"/>
+            <w:r>
+              <w:t>140)</w:t>
             </w:r>
           </w:p>
         </w:tc>
@@ -1719,14 +2642,18 @@
           </w:tcPr>
           <w:p>
             <w:pPr>
-              <w:spacing w:after="20"/>
+              <w:spacing w:after="20" w:line="260" w:lineRule="atLeast"/>
               <w:rPr>
-                <w:rFonts w:hint="eastAsia"/>
+                <w:kern w:val="2"/>
+                <w:sz w:val="20"/>
+                <w:szCs w:val="20"/>
+                <w:lang w:val="en-GB" w:eastAsia="en-GB"/>
+                <w14:ligatures w14:val="standardContextual"/>
               </w:rPr>
             </w:pPr>
             <w:r>
               <w:rPr>
-                <w:sz w:val="17"/>
+                <w:color w:val="000000"/>
               </w:rPr>
               <w:t>All three sensors detect it</w:t>
             </w:r>
@@ -1740,16 +2667,36 @@
           </w:tcPr>
           <w:p>
             <w:pPr>
-              <w:spacing w:after="20"/>
+              <w:spacing w:after="20" w:line="260" w:lineRule="atLeast"/>
               <w:rPr>
-                <w:rFonts w:hint="eastAsia"/>
+                <w:kern w:val="2"/>
+                <w:sz w:val="20"/>
+                <w:szCs w:val="20"/>
+                <w:lang w:val="en-GB" w:eastAsia="en-GB"/>
+                <w14:ligatures w14:val="standardContextual"/>
               </w:rPr>
             </w:pPr>
+            <w:proofErr w:type="spellStart"/>
+            <w:proofErr w:type="gramStart"/>
             <w:r>
               <w:rPr>
-                <w:sz w:val="17"/>
+                <w:color w:val="000000"/>
               </w:rPr>
-              <w:t>stopMotors()</w:t>
+              <w:t>stopMotors</w:t>
+            </w:r>
+            <w:proofErr w:type="spellEnd"/>
+            <w:r>
+              <w:rPr>
+                <w:color w:val="000000"/>
+              </w:rPr>
+              <w:t>(</w:t>
+            </w:r>
+            <w:proofErr w:type="gramEnd"/>
+            <w:r>
+              <w:rPr>
+                <w:color w:val="000000"/>
+              </w:rPr>
+              <w:t>)</w:t>
             </w:r>
           </w:p>
         </w:tc>
@@ -1765,15 +2712,16 @@
           </w:tcPr>
           <w:p>
             <w:pPr>
-              <w:spacing w:after="20"/>
+              <w:spacing w:after="20" w:line="260" w:lineRule="atLeast"/>
               <w:rPr>
-                <w:rFonts w:hint="eastAsia"/>
+                <w:kern w:val="2"/>
+                <w:sz w:val="20"/>
+                <w:szCs w:val="20"/>
+                <w:lang w:val="en-GB" w:eastAsia="en-GB"/>
+                <w14:ligatures w14:val="standardContextual"/>
               </w:rPr>
             </w:pPr>
             <w:r>
-              <w:rPr>
-                <w:sz w:val="17"/>
-              </w:rPr>
               <w:t>None of the sensors detect it</w:t>
             </w:r>
           </w:p>
@@ -1785,16 +2733,27 @@
           </w:tcPr>
           <w:p>
             <w:pPr>
-              <w:spacing w:after="20"/>
+              <w:spacing w:after="20" w:line="260" w:lineRule="atLeast"/>
               <w:rPr>
-                <w:rFonts w:hint="eastAsia"/>
+                <w:kern w:val="2"/>
+                <w:sz w:val="20"/>
+                <w:szCs w:val="20"/>
+                <w:lang w:val="en-GB" w:eastAsia="en-GB"/>
+                <w14:ligatures w14:val="standardContextual"/>
               </w:rPr>
             </w:pPr>
+            <w:proofErr w:type="spellStart"/>
+            <w:proofErr w:type="gramStart"/>
             <w:r>
-              <w:rPr>
-                <w:sz w:val="17"/>
-              </w:rPr>
-              <w:t>moveForward(90) to continue gently ahead</w:t>
+              <w:t>moveForward</w:t>
+            </w:r>
+            <w:proofErr w:type="spellEnd"/>
+            <w:r>
+              <w:t>(</w:t>
+            </w:r>
+            <w:proofErr w:type="gramEnd"/>
+            <w:r>
+              <w:t>90) to continue gently ahead</w:t>
             </w:r>
           </w:p>
         </w:tc>
@@ -1811,14 +2770,18 @@
           </w:tcPr>
           <w:p>
             <w:pPr>
-              <w:spacing w:after="20"/>
+              <w:spacing w:after="20" w:line="260" w:lineRule="atLeast"/>
               <w:rPr>
-                <w:rFonts w:hint="eastAsia"/>
+                <w:kern w:val="2"/>
+                <w:sz w:val="20"/>
+                <w:szCs w:val="20"/>
+                <w:lang w:val="en-GB" w:eastAsia="en-GB"/>
+                <w14:ligatures w14:val="standardContextual"/>
               </w:rPr>
             </w:pPr>
             <w:r>
               <w:rPr>
-                <w:sz w:val="17"/>
+                <w:color w:val="000000"/>
               </w:rPr>
               <w:t>Any other combination</w:t>
             </w:r>
@@ -1832,16 +2795,36 @@
           </w:tcPr>
           <w:p>
             <w:pPr>
-              <w:spacing w:after="20"/>
+              <w:spacing w:after="20" w:line="260" w:lineRule="atLeast"/>
               <w:rPr>
-                <w:rFonts w:hint="eastAsia"/>
+                <w:kern w:val="2"/>
+                <w:sz w:val="20"/>
+                <w:szCs w:val="20"/>
+                <w:lang w:val="en-GB" w:eastAsia="en-GB"/>
+                <w14:ligatures w14:val="standardContextual"/>
               </w:rPr>
             </w:pPr>
+            <w:proofErr w:type="spellStart"/>
+            <w:proofErr w:type="gramStart"/>
             <w:r>
               <w:rPr>
-                <w:sz w:val="17"/>
+                <w:color w:val="000000"/>
               </w:rPr>
-              <w:t>moveForward(130)</w:t>
+              <w:t>moveForward</w:t>
+            </w:r>
+            <w:proofErr w:type="spellEnd"/>
+            <w:r>
+              <w:rPr>
+                <w:color w:val="000000"/>
+              </w:rPr>
+              <w:t>(</w:t>
+            </w:r>
+            <w:proofErr w:type="gramEnd"/>
+            <w:r>
+              <w:rPr>
+                <w:color w:val="000000"/>
+              </w:rPr>
+              <w:t>130)</w:t>
             </w:r>
           </w:p>
         </w:tc>
@@ -1850,19 +2833,31 @@
     <w:p>
       <w:pPr>
         <w:spacing w:after="0"/>
-        <w:rPr>
-          <w:rFonts w:hint="eastAsia"/>
-        </w:rPr>
       </w:pPr>
     </w:p>
     <w:p>
-      <w:pPr>
-        <w:rPr>
-          <w:rFonts w:hint="eastAsia"/>
-        </w:rPr>
-      </w:pPr>
       <w:r>
-        <w:t>The program keeps repeating this read?decide?command cycle. The 500 ms delay is the pause in each loop; it is not a fixed duration for every movement. A new sensor reading and decision can replace the current motor command on a later loop.</w:t>
+        <w:t>The program keeps repeating this read</w:t>
+      </w:r>
+      <w:r>
+        <w:t>–</w:t>
+      </w:r>
+      <w:r>
+        <w:t>decide</w:t>
+      </w:r>
+      <w:r>
+        <w:t>–</w:t>
+      </w:r>
+      <w:r>
+        <w:t xml:space="preserve">command cycle. The 500 </w:t>
+      </w:r>
+      <w:proofErr w:type="spellStart"/>
+      <w:r>
+        <w:t>ms</w:t>
+      </w:r>
+      <w:proofErr w:type="spellEnd"/>
+      <w:r>
+        <w:t xml:space="preserve"> delay is the pause in each loop; it is not a fixed duration for every movement. A new sensor reading and decision can replace the current motor command on a later loop.</w:t>
       </w:r>
     </w:p>
     <w:p>
@@ -1877,21 +2872,20 @@
       <w:pPr>
         <w:pStyle w:val="ListBullet"/>
         <w:spacing w:after="20"/>
-        <w:rPr>
-          <w:rFonts w:hint="eastAsia"/>
-        </w:rPr>
       </w:pPr>
+      <w:proofErr w:type="spellStart"/>
       <w:r>
-        <w:t>waitForStart() waits until the MODE button is pressed, then waits another 2 seconds before continuing.</w:t>
+        <w:t>waitForStart</w:t>
+      </w:r>
+      <w:proofErr w:type="spellEnd"/>
+      <w:r>
+        <w:t>() waits until the MODE button is pressed, then waits another 2 seconds before continuing.</w:t>
       </w:r>
     </w:p>
     <w:p>
       <w:pPr>
         <w:pStyle w:val="ListBullet"/>
         <w:spacing w:after="20"/>
-        <w:rPr>
-          <w:rFonts w:hint="eastAsia"/>
-        </w:rPr>
       </w:pPr>
       <w:r>
         <w:t>stopTime(mS) puts the motor driver into standby for mS milliseconds, then takes it out of standby. This is different from stopMotors(), which sets both motor powers to zero. stopTime() is defined in this sketch but is not used by the motor test or line-following loop.</w:t>
@@ -1901,7 +2895,7 @@
       <w:pPr>
         <w:spacing w:after="200"/>
         <w:rPr>
-          <w:rFonts w:eastAsiaTheme="majorEastAsia" w:cs="Calibri" w:hint="eastAsia"/>
+          <w:rFonts w:eastAsiaTheme="majorEastAsia" w:cs="Calibri"/>
           <w:b/>
           <w:bCs/>
           <w:color w:val="7A1F3D"/>
@@ -1928,9 +2922,6 @@
     <w:p>
       <w:pPr>
         <w:spacing w:before="60" w:after="40"/>
-        <w:rPr>
-          <w:rFonts w:hint="eastAsia"/>
-        </w:rPr>
       </w:pPr>
       <w:r>
         <w:rPr>
@@ -1942,9 +2933,6 @@
     <w:p>
       <w:pPr>
         <w:spacing w:after="60"/>
-        <w:rPr>
-          <w:rFonts w:hint="eastAsia"/>
-        </w:rPr>
       </w:pPr>
       <w:r>
         <w:t>____________________________________________________________________________________________</w:t>
@@ -1953,9 +2941,6 @@
     <w:p>
       <w:pPr>
         <w:spacing w:after="60"/>
-        <w:rPr>
-          <w:rFonts w:hint="eastAsia"/>
-        </w:rPr>
       </w:pPr>
       <w:r>
         <w:t>____________________________________________________________________________________________</w:t>
@@ -1964,9 +2949,6 @@
     <w:p>
       <w:pPr>
         <w:spacing w:before="60" w:after="40"/>
-        <w:rPr>
-          <w:rFonts w:hint="eastAsia"/>
-        </w:rPr>
       </w:pPr>
       <w:r>
         <w:rPr>
@@ -1978,9 +2960,6 @@
     <w:p>
       <w:pPr>
         <w:spacing w:after="60"/>
-        <w:rPr>
-          <w:rFonts w:hint="eastAsia"/>
-        </w:rPr>
       </w:pPr>
       <w:r>
         <w:t>____________________________________________________________________________________________</w:t>
@@ -1989,9 +2968,6 @@
     <w:p>
       <w:pPr>
         <w:spacing w:after="60"/>
-        <w:rPr>
-          <w:rFonts w:hint="eastAsia"/>
-        </w:rPr>
       </w:pPr>
       <w:r>
         <w:t>____________________________________________________________________________________________</w:t>
@@ -2000,9 +2976,6 @@
     <w:p>
       <w:pPr>
         <w:spacing w:before="60" w:after="40"/>
-        <w:rPr>
-          <w:rFonts w:hint="eastAsia"/>
-        </w:rPr>
       </w:pPr>
       <w:r>
         <w:rPr>
@@ -2014,9 +2987,6 @@
     <w:p>
       <w:pPr>
         <w:spacing w:after="60"/>
-        <w:rPr>
-          <w:rFonts w:hint="eastAsia"/>
-        </w:rPr>
       </w:pPr>
       <w:r>
         <w:t>____________________________________________________________________________________________</w:t>
@@ -2025,9 +2995,6 @@
     <w:p>
       <w:pPr>
         <w:spacing w:after="60"/>
-        <w:rPr>
-          <w:rFonts w:hint="eastAsia"/>
-        </w:rPr>
       </w:pPr>
       <w:r>
         <w:t>____________________________________________________________________________________________</w:t>
@@ -2036,9 +3003,6 @@
     <w:p>
       <w:pPr>
         <w:spacing w:before="60" w:after="40"/>
-        <w:rPr>
-          <w:rFonts w:hint="eastAsia"/>
-        </w:rPr>
       </w:pPr>
       <w:r>
         <w:rPr>
@@ -2050,9 +3014,6 @@
     <w:p>
       <w:pPr>
         <w:spacing w:after="100"/>
-        <w:rPr>
-          <w:rFonts w:hint="eastAsia"/>
-        </w:rPr>
       </w:pPr>
       <w:r>
         <w:t>My change:  _____________________________________________________________________</w:t>
@@ -2061,9 +3022,6 @@
     <w:p>
       <w:pPr>
         <w:spacing w:after="100"/>
-        <w:rPr>
-          <w:rFonts w:hint="eastAsia"/>
-        </w:rPr>
       </w:pPr>
       <w:r>
         <w:t>My prediction:  _____________________________________________________________________</w:t>
@@ -2072,9 +3030,6 @@
     <w:p>
       <w:pPr>
         <w:spacing w:after="100"/>
-        <w:rPr>
-          <w:rFonts w:hint="eastAsia"/>
-        </w:rPr>
       </w:pPr>
       <w:r>
         <w:t>What happened:  _____________________________________________________________________</w:t>
@@ -2089,11 +3044,6 @@
       </w:r>
     </w:p>
     <w:p>
-      <w:pPr>
-        <w:rPr>
-          <w:rFonts w:hint="eastAsia"/>
-        </w:rPr>
-      </w:pPr>
       <w:r>
         <w:t>Keep the car on the floor with its wheels clear of obstacles. Keep hands, hair, and loose objects away from the wheels. Be ready to switch off the car if it moves unexpectedly.</w:t>
       </w:r>
@@ -2101,9 +3051,6 @@
     <w:p>
       <w:pPr>
         <w:spacing w:before="120"/>
-        <w:rPr>
-          <w:rFonts w:hint="eastAsia"/>
-        </w:rPr>
       </w:pPr>
       <w:r>
         <w:rPr>
@@ -2115,12 +3062,12 @@
       </w:r>
     </w:p>
     <w:sectPr>
-      <w:headerReference w:type="even" r:id="rId8"/>
-      <w:headerReference w:type="default" r:id="rId9"/>
-      <w:footerReference w:type="even" r:id="rId10"/>
-      <w:footerReference w:type="default" r:id="rId11"/>
-      <w:headerReference w:type="first" r:id="rId12"/>
-      <w:footerReference w:type="first" r:id="rId13"/>
+      <w:headerReference w:type="even" r:id="rId10"/>
+      <w:headerReference w:type="default" r:id="rId11"/>
+      <w:footerReference w:type="even" r:id="rId12"/>
+      <w:footerReference w:type="default" r:id="rId13"/>
+      <w:headerReference w:type="first" r:id="rId14"/>
+      <w:footerReference w:type="first" r:id="rId15"/>
       <w:pgSz w:w="12240" w:h="15840"/>
       <w:pgMar w:top="936" w:right="1008" w:bottom="936" w:left="1008" w:header="720" w:footer="720" w:gutter="0"/>
       <w:cols w:space="720"/>
@@ -2136,9 +3083,6 @@
     <w:p>
       <w:pPr>
         <w:spacing w:after="0" w:line="240" w:lineRule="auto"/>
-        <w:rPr>
-          <w:rFonts w:hint="eastAsia"/>
-        </w:rPr>
       </w:pPr>
       <w:r>
         <w:separator/>
@@ -2149,9 +3093,6 @@
     <w:p>
       <w:pPr>
         <w:spacing w:after="0" w:line="240" w:lineRule="auto"/>
-        <w:rPr>
-          <w:rFonts w:hint="eastAsia"/>
-        </w:rPr>
       </w:pPr>
       <w:r>
         <w:continuationSeparator/>
@@ -2166,9 +3107,6 @@
   <w:p>
     <w:pPr>
       <w:pStyle w:val="Footer"/>
-      <w:rPr>
-        <w:rFonts w:hint="eastAsia"/>
-      </w:rPr>
     </w:pPr>
   </w:p>
 </w:ftr>
@@ -2180,9 +3118,6 @@
     <w:pPr>
       <w:pStyle w:val="Footer"/>
       <w:jc w:val="center"/>
-      <w:rPr>
-        <w:rFonts w:hint="eastAsia"/>
-      </w:rPr>
     </w:pPr>
     <w:r>
       <w:t xml:space="preserve">University of Gibraltar | CSS45102 | Student Handout | Page </w:t>
@@ -2215,9 +3150,6 @@
   <w:p>
     <w:pPr>
       <w:pStyle w:val="Footer"/>
-      <w:rPr>
-        <w:rFonts w:hint="eastAsia"/>
-      </w:rPr>
     </w:pPr>
   </w:p>
 </w:ftr>
@@ -2229,9 +3161,6 @@
     <w:p>
       <w:pPr>
         <w:spacing w:after="0" w:line="240" w:lineRule="auto"/>
-        <w:rPr>
-          <w:rFonts w:hint="eastAsia"/>
-        </w:rPr>
       </w:pPr>
       <w:r>
         <w:separator/>
@@ -2242,9 +3171,6 @@
     <w:p>
       <w:pPr>
         <w:spacing w:after="0" w:line="240" w:lineRule="auto"/>
-        <w:rPr>
-          <w:rFonts w:hint="eastAsia"/>
-        </w:rPr>
       </w:pPr>
       <w:r>
         <w:continuationSeparator/>
@@ -2259,9 +3185,6 @@
   <w:p>
     <w:pPr>
       <w:pStyle w:val="Header"/>
-      <w:rPr>
-        <w:rFonts w:hint="eastAsia"/>
-      </w:rPr>
     </w:pPr>
   </w:p>
 </w:hdr>
@@ -2272,9 +3195,6 @@
   <w:p>
     <w:pPr>
       <w:pStyle w:val="Header"/>
-      <w:rPr>
-        <w:rFonts w:hint="eastAsia"/>
-      </w:rPr>
     </w:pPr>
   </w:p>
 </w:hdr>
@@ -2285,9 +3205,6 @@
   <w:p>
     <w:pPr>
       <w:pStyle w:val="Header"/>
-      <w:rPr>
-        <w:rFonts w:hint="eastAsia"/>
-      </w:rPr>
     </w:pPr>
   </w:p>
 </w:hdr>
@@ -2466,6 +3383,119 @@
       </w:rPr>
     </w:lvl>
   </w:abstractNum>
+  <w:abstractNum w:abstractNumId="9" w15:restartNumberingAfterBreak="0">
+    <w:nsid w:val="0F8C331A"/>
+    <w:multiLevelType w:val="multilevel"/>
+    <w:tmpl w:val="63DC534E"/>
+    <w:lvl w:ilvl="0">
+      <w:start w:val="1"/>
+      <w:numFmt w:val="decimal"/>
+      <w:lvlText w:val="%1."/>
+      <w:lvlJc w:val="left"/>
+      <w:pPr>
+        <w:tabs>
+          <w:tab w:val="num" w:pos="720"/>
+        </w:tabs>
+        <w:ind w:left="720" w:hanging="360"/>
+      </w:pPr>
+    </w:lvl>
+    <w:lvl w:ilvl="1" w:tentative="1">
+      <w:start w:val="1"/>
+      <w:numFmt w:val="decimal"/>
+      <w:lvlText w:val="%2."/>
+      <w:lvlJc w:val="left"/>
+      <w:pPr>
+        <w:tabs>
+          <w:tab w:val="num" w:pos="1440"/>
+        </w:tabs>
+        <w:ind w:left="1440" w:hanging="360"/>
+      </w:pPr>
+    </w:lvl>
+    <w:lvl w:ilvl="2" w:tentative="1">
+      <w:start w:val="1"/>
+      <w:numFmt w:val="decimal"/>
+      <w:lvlText w:val="%3."/>
+      <w:lvlJc w:val="left"/>
+      <w:pPr>
+        <w:tabs>
+          <w:tab w:val="num" w:pos="2160"/>
+        </w:tabs>
+        <w:ind w:left="2160" w:hanging="360"/>
+      </w:pPr>
+    </w:lvl>
+    <w:lvl w:ilvl="3" w:tentative="1">
+      <w:start w:val="1"/>
+      <w:numFmt w:val="decimal"/>
+      <w:lvlText w:val="%4."/>
+      <w:lvlJc w:val="left"/>
+      <w:pPr>
+        <w:tabs>
+          <w:tab w:val="num" w:pos="2880"/>
+        </w:tabs>
+        <w:ind w:left="2880" w:hanging="360"/>
+      </w:pPr>
+    </w:lvl>
+    <w:lvl w:ilvl="4" w:tentative="1">
+      <w:start w:val="1"/>
+      <w:numFmt w:val="decimal"/>
+      <w:lvlText w:val="%5."/>
+      <w:lvlJc w:val="left"/>
+      <w:pPr>
+        <w:tabs>
+          <w:tab w:val="num" w:pos="3600"/>
+        </w:tabs>
+        <w:ind w:left="3600" w:hanging="360"/>
+      </w:pPr>
+    </w:lvl>
+    <w:lvl w:ilvl="5" w:tentative="1">
+      <w:start w:val="1"/>
+      <w:numFmt w:val="decimal"/>
+      <w:lvlText w:val="%6."/>
+      <w:lvlJc w:val="left"/>
+      <w:pPr>
+        <w:tabs>
+          <w:tab w:val="num" w:pos="4320"/>
+        </w:tabs>
+        <w:ind w:left="4320" w:hanging="360"/>
+      </w:pPr>
+    </w:lvl>
+    <w:lvl w:ilvl="6" w:tentative="1">
+      <w:start w:val="1"/>
+      <w:numFmt w:val="decimal"/>
+      <w:lvlText w:val="%7."/>
+      <w:lvlJc w:val="left"/>
+      <w:pPr>
+        <w:tabs>
+          <w:tab w:val="num" w:pos="5040"/>
+        </w:tabs>
+        <w:ind w:left="5040" w:hanging="360"/>
+      </w:pPr>
+    </w:lvl>
+    <w:lvl w:ilvl="7" w:tentative="1">
+      <w:start w:val="1"/>
+      <w:numFmt w:val="decimal"/>
+      <w:lvlText w:val="%8."/>
+      <w:lvlJc w:val="left"/>
+      <w:pPr>
+        <w:tabs>
+          <w:tab w:val="num" w:pos="5760"/>
+        </w:tabs>
+        <w:ind w:left="5760" w:hanging="360"/>
+      </w:pPr>
+    </w:lvl>
+    <w:lvl w:ilvl="8" w:tentative="1">
+      <w:start w:val="1"/>
+      <w:numFmt w:val="decimal"/>
+      <w:lvlText w:val="%9."/>
+      <w:lvlJc w:val="left"/>
+      <w:pPr>
+        <w:tabs>
+          <w:tab w:val="num" w:pos="6480"/>
+        </w:tabs>
+        <w:ind w:left="6480" w:hanging="360"/>
+      </w:pPr>
+    </w:lvl>
+  </w:abstractNum>
   <w:num w:numId="1" w16cid:durableId="1976832026">
     <w:abstractNumId w:val="8"/>
   </w:num>
@@ -2492,6 +3522,9 @@
   </w:num>
   <w:num w:numId="9" w16cid:durableId="1304894841">
     <w:abstractNumId w:val="0"/>
+  </w:num>
+  <w:num w:numId="10" w16cid:durableId="488910056">
+    <w:abstractNumId w:val="9"/>
   </w:num>
 </w:numbering>
 </file>
@@ -2887,11 +3920,10 @@
     <w:qFormat/>
     <w:rsid w:val="00FC693F"/>
     <w:pPr>
-      <w:spacing w:after="80"/>
+      <w:spacing w:after="120" w:line="300" w:lineRule="atLeast"/>
     </w:pPr>
     <w:rPr>
       <w:rFonts w:ascii="Aptos" w:hAnsi="Aptos"/>
-      <w:sz w:val="20"/>
     </w:rPr>
   </w:style>
   <w:style w:type="paragraph" w:styleId="Heading1">
@@ -2905,7 +3937,7 @@
     <w:pPr>
       <w:keepNext/>
       <w:keepLines/>
-      <w:spacing w:before="480" w:after="0" w:line="276" w:lineRule="atLeast"/>
+      <w:spacing w:before="300" w:line="360" w:lineRule="atLeast"/>
       <w:outlineLvl w:val="0"/>
     </w:pPr>
     <w:rPr>
@@ -2913,7 +3945,7 @@
       <w:b/>
       <w:bCs/>
       <w:color w:val="7A1F3D"/>
-      <w:sz w:val="30"/>
+      <w:sz w:val="32"/>
       <w:szCs w:val="28"/>
     </w:rPr>
   </w:style>
@@ -3192,7 +4224,7 @@
       <w:b/>
       <w:bCs/>
       <w:color w:val="7A1F3D"/>
-      <w:sz w:val="30"/>
+      <w:sz w:val="32"/>
       <w:szCs w:val="28"/>
     </w:rPr>
   </w:style>
@@ -3237,7 +4269,7 @@
       <w:pBdr>
         <w:bottom w:val="single" w:sz="8" w:space="4" w:color="4F81BD" w:themeColor="accent1"/>
       </w:pBdr>
-      <w:spacing w:after="300" w:line="240" w:lineRule="atLeast"/>
+      <w:spacing w:after="200" w:line="500" w:lineRule="atLeast"/>
       <w:contextualSpacing/>
     </w:pPr>
     <w:rPr>
@@ -3246,7 +4278,7 @@
       <w:color w:val="7A1F3D"/>
       <w:spacing w:val="5"/>
       <w:kern w:val="28"/>
-      <w:sz w:val="44"/>
+      <w:sz w:val="46"/>
       <w:szCs w:val="52"/>
     </w:rPr>
   </w:style>
@@ -3262,7 +4294,7 @@
       <w:color w:val="7A1F3D"/>
       <w:spacing w:val="5"/>
       <w:kern w:val="28"/>
-      <w:sz w:val="44"/>
+      <w:sz w:val="46"/>
       <w:szCs w:val="52"/>
     </w:rPr>
   </w:style>
@@ -3312,6 +4344,7 @@
     <w:qFormat/>
     <w:rsid w:val="00FC693F"/>
     <w:pPr>
+      <w:spacing w:after="80"/>
       <w:ind w:left="720"/>
       <w:contextualSpacing/>
     </w:pPr>
@@ -3323,9 +4356,6 @@
     <w:uiPriority w:val="99"/>
     <w:unhideWhenUsed/>
     <w:rsid w:val="00AA1D8D"/>
-    <w:pPr>
-      <w:spacing w:after="120"/>
-    </w:pPr>
   </w:style>
   <w:style w:type="character" w:customStyle="1" w:styleId="BodyTextChar">
     <w:name w:val="Body Text Char"/>
@@ -3342,7 +4372,7 @@
     <w:unhideWhenUsed/>
     <w:rsid w:val="00AA1D8D"/>
     <w:pPr>
-      <w:spacing w:after="120" w:line="480" w:lineRule="auto"/>
+      <w:spacing w:line="480" w:lineRule="auto"/>
     </w:pPr>
   </w:style>
   <w:style w:type="character" w:customStyle="1" w:styleId="BodyText2Char">
@@ -3359,9 +4389,6 @@
     <w:uiPriority w:val="99"/>
     <w:unhideWhenUsed/>
     <w:rsid w:val="00AA1D8D"/>
-    <w:pPr>
-      <w:spacing w:after="120"/>
-    </w:pPr>
     <w:rPr>
       <w:sz w:val="16"/>
       <w:szCs w:val="16"/>
@@ -3496,7 +4523,6 @@
     <w:unhideWhenUsed/>
     <w:rsid w:val="0029639D"/>
     <w:pPr>
-      <w:spacing w:after="120"/>
       <w:ind w:left="360"/>
       <w:contextualSpacing/>
     </w:pPr>
@@ -3508,7 +4534,6 @@
     <w:unhideWhenUsed/>
     <w:rsid w:val="0029639D"/>
     <w:pPr>
-      <w:spacing w:after="120"/>
       <w:ind w:left="720"/>
       <w:contextualSpacing/>
     </w:pPr>
@@ -3520,7 +4545,6 @@
     <w:unhideWhenUsed/>
     <w:rsid w:val="0029639D"/>
     <w:pPr>
-      <w:spacing w:after="120"/>
       <w:ind w:left="1080"/>
       <w:contextualSpacing/>
     </w:pPr>
@@ -13883,6 +14907,18 @@
         <w:shd w:val="clear" w:color="auto" w:fill="FBCAA2" w:themeFill="accent6" w:themeFillTint="7F"/>
       </w:tcPr>
     </w:tblStylePr>
+  </w:style>
+  <w:style w:type="character" w:styleId="Hyperlink">
+    <w:name w:val="Hyperlink"/>
+    <w:basedOn w:val="DefaultParagraphFont"/>
+    <w:uiPriority w:val="99"/>
+    <w:semiHidden/>
+    <w:unhideWhenUsed/>
+    <w:rsid w:val="00601FB9"/>
+    <w:rPr>
+      <w:color w:val="0000FF"/>
+      <w:u w:val="single"/>
+    </w:rPr>
   </w:style>
 </w:styles>
 </file>
